--- a/practicas/enunciado.docx
+++ b/practicas/enunciado.docx
@@ -20,7 +20,22 @@
           <w:sz w:val="36"/>
           <w:szCs w:val="36"/>
         </w:rPr>
-        <w:t>PRACTICAS CURSO DE C AVANZADO PARA LINUX</w:t>
+        <w:t>CURSO DE C AVANZADO PARA LINUX</w:t>
+      </w:r>
+    </w:p>
+    <w:p>
+      <w:pPr>
+        <w:pStyle w:val="Normal"/>
+        <w:jc w:val="center"/>
+        <w:rPr>
+          <w:b/>
+          <w:bCs/>
+          <w:sz w:val="36"/>
+          <w:szCs w:val="36"/>
+        </w:rPr>
+      </w:pPr>
+      <w:r>
+        <w:rPr/>
       </w:r>
     </w:p>
     <w:p>
@@ -30,31 +45,294 @@
           <w:ilvl w:val="0"/>
           <w:numId w:val="1"/>
         </w:numPr>
-        <w:rPr/>
-      </w:pPr>
-      <w:r>
-        <w:rPr/>
-        <w:t>..</w:t>
-      </w:r>
-    </w:p>
-    <w:p>
-      <w:pPr>
-        <w:pStyle w:val="ListParagraph"/>
-        <w:numPr>
-          <w:ilvl w:val="0"/>
-          <w:numId w:val="1"/>
-        </w:numPr>
+        <w:jc w:val="both"/>
+        <w:rPr/>
+      </w:pPr>
+      <w:r>
         <w:rPr>
           <w:b/>
           <w:bCs/>
         </w:rPr>
+        <w:t>PUNTEROS</w:t>
+      </w:r>
+      <w:r>
+        <w:rPr/>
+        <w:t xml:space="preserve">: prueba con los  punteros a función: </w:t>
+      </w:r>
+      <w:r>
+        <w:rPr/>
+        <w:t>hay código en practicas/codigo/punteros_funcion.c</w:t>
+      </w:r>
+    </w:p>
+    <w:p>
+      <w:pPr>
+        <w:pStyle w:val="ListParagraph"/>
+        <w:numPr>
+          <w:ilvl w:val="0"/>
+          <w:numId w:val="0"/>
+        </w:numPr>
+        <w:ind w:hanging="0" w:left="720"/>
+        <w:jc w:val="both"/>
+        <w:rPr/>
+      </w:pPr>
+      <w:r>
+        <w:rPr/>
+      </w:r>
+    </w:p>
+    <w:p>
+      <w:pPr>
+        <w:pStyle w:val="ListParagraph"/>
+        <w:numPr>
+          <w:ilvl w:val="1"/>
+          <w:numId w:val="1"/>
+        </w:numPr>
+        <w:jc w:val="both"/>
+        <w:rPr/>
+      </w:pPr>
+      <w:r>
+        <w:rPr/>
+        <w:t>Funciones que reciben un puntero a función</w:t>
+      </w:r>
+    </w:p>
+    <w:p>
+      <w:pPr>
+        <w:pStyle w:val="ListParagraph"/>
+        <w:numPr>
+          <w:ilvl w:val="1"/>
+          <w:numId w:val="1"/>
+        </w:numPr>
+        <w:jc w:val="both"/>
+        <w:rPr/>
+      </w:pPr>
+      <w:r>
+        <w:rPr/>
+        <w:t>Funciones que devuelven un puntero a función</w:t>
+      </w:r>
+    </w:p>
+    <w:p>
+      <w:pPr>
+        <w:pStyle w:val="ListParagraph"/>
+        <w:jc w:val="both"/>
+        <w:rPr/>
+      </w:pPr>
+      <w:r>
+        <w:rPr/>
+        <w:tab/>
+      </w:r>
+    </w:p>
+    <w:p>
+      <w:pPr>
+        <w:pStyle w:val="ListParagraph"/>
+        <w:numPr>
+          <w:ilvl w:val="1"/>
+          <w:numId w:val="1"/>
+        </w:numPr>
+        <w:jc w:val="both"/>
+        <w:rPr/>
+      </w:pPr>
+      <w:r>
+        <w:rPr/>
+        <w:t>Utilizar punteros  a función parametrizar el criterio en una función de ordenación.</w:t>
+      </w:r>
+    </w:p>
+    <w:p>
+      <w:pPr>
+        <w:pStyle w:val="ListParagraph"/>
+        <w:numPr>
+          <w:ilvl w:val="0"/>
+          <w:numId w:val="0"/>
+        </w:numPr>
+        <w:ind w:hanging="0" w:left="1440"/>
+        <w:jc w:val="both"/>
+        <w:rPr/>
+      </w:pPr>
+      <w:r>
+        <w:rPr/>
+      </w:r>
+    </w:p>
+    <w:p>
+      <w:pPr>
+        <w:pStyle w:val="ListParagraph"/>
+        <w:numPr>
+          <w:ilvl w:val="1"/>
+          <w:numId w:val="1"/>
+        </w:numPr>
+        <w:jc w:val="both"/>
+        <w:rPr/>
+      </w:pPr>
+      <w:r>
+        <w:rPr/>
+        <w:t>Utilizar  punteros a función para pasar un método de ordenación a otra función y ordenar.</w:t>
+      </w:r>
+    </w:p>
+    <w:p>
+      <w:pPr>
+        <w:pStyle w:val="ListParagraph"/>
+        <w:jc w:val="both"/>
+        <w:rPr/>
+      </w:pPr>
+      <w:r>
+        <w:rPr/>
+      </w:r>
+    </w:p>
+    <w:p>
+      <w:pPr>
+        <w:pStyle w:val="ListParagraph"/>
+        <w:numPr>
+          <w:ilvl w:val="1"/>
+          <w:numId w:val="1"/>
+        </w:numPr>
+        <w:jc w:val="both"/>
+        <w:rPr/>
+      </w:pPr>
+      <w:r>
+        <w:rPr/>
+        <w:t>Probar la función qsort de stdlib.h para pasar un puntero a función con el criterios de ordenación:</w:t>
+      </w:r>
+    </w:p>
+    <w:p>
+      <w:pPr>
+        <w:pStyle w:val="ListParagraph"/>
+        <w:numPr>
+          <w:ilvl w:val="0"/>
+          <w:numId w:val="0"/>
+        </w:numPr>
+        <w:ind w:hanging="0" w:left="1440"/>
+        <w:jc w:val="both"/>
+        <w:rPr/>
+      </w:pPr>
+      <w:r>
+        <w:rPr/>
+        <w:t>void qsort( void *base,   size_t number_elements,</w:t>
+      </w:r>
+    </w:p>
+    <w:p>
+      <w:pPr>
+        <w:pStyle w:val="ListParagraph"/>
+        <w:numPr>
+          <w:ilvl w:val="0"/>
+          <w:numId w:val="0"/>
+        </w:numPr>
+        <w:ind w:hanging="0" w:left="1440"/>
+        <w:jc w:val="both"/>
+        <w:rPr/>
+      </w:pPr>
+      <w:r>
+        <w:rPr/>
+        <w:t>size_t element_size,  int (*compare)(const void *first, const void* second))</w:t>
+      </w:r>
+    </w:p>
+    <w:p>
+      <w:pPr>
+        <w:pStyle w:val="ListParagraph"/>
+        <w:numPr>
+          <w:ilvl w:val="0"/>
+          <w:numId w:val="0"/>
+        </w:numPr>
+        <w:ind w:hanging="0" w:left="1440"/>
+        <w:jc w:val="both"/>
+        <w:rPr/>
+      </w:pPr>
+      <w:r>
+        <w:rPr/>
+      </w:r>
+    </w:p>
+    <w:p>
+      <w:pPr>
+        <w:pStyle w:val="ListParagraph"/>
+        <w:numPr>
+          <w:ilvl w:val="1"/>
+          <w:numId w:val="1"/>
+        </w:numPr>
+        <w:jc w:val="both"/>
+        <w:rPr/>
+      </w:pPr>
+      <w:r>
+        <w:rPr/>
+        <w:t>ss</w:t>
+      </w:r>
+    </w:p>
+    <w:p>
+      <w:pPr>
+        <w:pStyle w:val="ListParagraph"/>
+        <w:numPr>
+          <w:ilvl w:val="0"/>
+          <w:numId w:val="0"/>
+        </w:numPr>
+        <w:ind w:hanging="0" w:left="1440"/>
+        <w:jc w:val="both"/>
+        <w:rPr/>
+      </w:pPr>
+      <w:r>
+        <w:rPr/>
+      </w:r>
+    </w:p>
+    <w:p>
+      <w:pPr>
+        <w:pStyle w:val="ListParagraph"/>
+        <w:numPr>
+          <w:ilvl w:val="0"/>
+          <w:numId w:val="1"/>
+        </w:numPr>
+        <w:jc w:val="both"/>
+        <w:rPr/>
       </w:pPr>
       <w:r>
         <w:rPr>
           <w:b/>
           <w:bCs/>
         </w:rPr>
-        <w:t>Para punteros a función:</w:t>
+        <w:t>P</w:t>
+      </w:r>
+      <w:r>
+        <w:rPr>
+          <w:b/>
+          <w:bCs/>
+        </w:rPr>
+        <w:t>UNTEROS CTES Y PUNTEROS A CTES.</w:t>
+      </w:r>
+    </w:p>
+    <w:p>
+      <w:pPr>
+        <w:pStyle w:val="ListParagraph"/>
+        <w:numPr>
+          <w:ilvl w:val="0"/>
+          <w:numId w:val="0"/>
+        </w:numPr>
+        <w:ind w:hanging="0" w:left="720"/>
+        <w:jc w:val="both"/>
+        <w:rPr>
+          <w:b/>
+          <w:bCs/>
+        </w:rPr>
+      </w:pPr>
+      <w:r>
+        <w:rPr/>
+      </w:r>
+    </w:p>
+    <w:p>
+      <w:pPr>
+        <w:pStyle w:val="ListParagraph"/>
+        <w:numPr>
+          <w:ilvl w:val="0"/>
+          <w:numId w:val="1"/>
+        </w:numPr>
+        <w:jc w:val="both"/>
+        <w:rPr/>
+      </w:pPr>
+      <w:r>
+        <w:rPr>
+          <w:b/>
+          <w:bCs/>
+        </w:rPr>
+        <w:t>PUNTEROS A FUNCION</w:t>
+      </w:r>
+      <w:r>
+        <w:rPr>
+          <w:b/>
+          <w:bCs/>
+        </w:rPr>
+        <w:t>:</w:t>
       </w:r>
     </w:p>
     <w:p>
@@ -102,6 +380,7 @@
           <w:tab w:val="clear" w:pos="708"/>
           <w:tab w:val="left" w:pos="720" w:leader="none"/>
         </w:tabs>
+        <w:jc w:val="both"/>
         <w:rPr/>
       </w:pPr>
       <w:r>
@@ -131,6 +410,7 @@
           <w:tab w:val="clear" w:pos="708"/>
           <w:tab w:val="left" w:pos="720" w:leader="none"/>
         </w:tabs>
+        <w:jc w:val="both"/>
         <w:rPr/>
       </w:pPr>
       <w:r>
@@ -160,6 +440,7 @@
           <w:tab w:val="clear" w:pos="708"/>
           <w:tab w:val="left" w:pos="720" w:leader="none"/>
         </w:tabs>
+        <w:jc w:val="both"/>
         <w:rPr/>
       </w:pPr>
       <w:r>
@@ -189,6 +470,7 @@
           <w:tab w:val="clear" w:pos="708"/>
           <w:tab w:val="left" w:pos="720" w:leader="none"/>
         </w:tabs>
+        <w:jc w:val="both"/>
         <w:rPr/>
       </w:pPr>
       <w:r>
@@ -218,6 +500,7 @@
           <w:tab w:val="clear" w:pos="708"/>
           <w:tab w:val="left" w:pos="720" w:leader="none"/>
         </w:tabs>
+        <w:jc w:val="both"/>
         <w:rPr/>
       </w:pPr>
       <w:r>
@@ -247,6 +530,7 @@
           <w:tab w:val="clear" w:pos="708"/>
           <w:tab w:val="left" w:pos="720" w:leader="none"/>
         </w:tabs>
+        <w:jc w:val="both"/>
         <w:rPr/>
       </w:pPr>
       <w:r>
@@ -276,6 +560,7 @@
           <w:tab w:val="clear" w:pos="708"/>
           <w:tab w:val="left" w:pos="720" w:leader="none"/>
         </w:tabs>
+        <w:jc w:val="both"/>
         <w:rPr/>
       </w:pPr>
       <w:r>
@@ -298,6 +583,7 @@
       <w:pPr>
         <w:pStyle w:val="Normal"/>
         <w:ind w:left="708"/>
+        <w:jc w:val="both"/>
         <w:rPr/>
       </w:pPr>
       <w:r>
@@ -323,6 +609,7 @@
           <w:tab w:val="clear" w:pos="708"/>
           <w:tab w:val="left" w:pos="720" w:leader="none"/>
         </w:tabs>
+        <w:jc w:val="both"/>
         <w:rPr/>
       </w:pPr>
       <w:r>
@@ -334,6 +621,7 @@
       <w:pPr>
         <w:pStyle w:val="Normal"/>
         <w:ind w:left="708"/>
+        <w:jc w:val="both"/>
         <w:rPr/>
       </w:pPr>
       <w:r>
@@ -359,6 +647,7 @@
           <w:tab w:val="clear" w:pos="708"/>
           <w:tab w:val="left" w:pos="720" w:leader="none"/>
         </w:tabs>
+        <w:jc w:val="both"/>
         <w:rPr/>
       </w:pPr>
       <w:r>
@@ -370,6 +659,7 @@
       <w:pPr>
         <w:pStyle w:val="Normal"/>
         <w:ind w:left="708"/>
+        <w:jc w:val="both"/>
         <w:rPr/>
       </w:pPr>
       <w:r>
@@ -395,6 +685,7 @@
           <w:tab w:val="clear" w:pos="708"/>
           <w:tab w:val="left" w:pos="720" w:leader="none"/>
         </w:tabs>
+        <w:jc w:val="both"/>
         <w:rPr/>
       </w:pPr>
       <w:r>
@@ -413,6 +704,7 @@
           <w:tab w:val="clear" w:pos="708"/>
           <w:tab w:val="left" w:pos="720" w:leader="none"/>
         </w:tabs>
+        <w:jc w:val="both"/>
         <w:rPr/>
       </w:pPr>
       <w:r>
@@ -424,6 +716,7 @@
       <w:pPr>
         <w:pStyle w:val="Normal"/>
         <w:ind w:left="708"/>
+        <w:jc w:val="both"/>
         <w:rPr/>
       </w:pPr>
       <w:r>
@@ -449,6 +742,7 @@
           <w:tab w:val="clear" w:pos="708"/>
           <w:tab w:val="left" w:pos="720" w:leader="none"/>
         </w:tabs>
+        <w:jc w:val="both"/>
         <w:rPr/>
       </w:pPr>
       <w:r>
@@ -467,6 +761,7 @@
           <w:tab w:val="clear" w:pos="708"/>
           <w:tab w:val="left" w:pos="720" w:leader="none"/>
         </w:tabs>
+        <w:jc w:val="both"/>
         <w:rPr/>
       </w:pPr>
       <w:r>
@@ -497,6 +792,7 @@
       <w:pPr>
         <w:pStyle w:val="Normal"/>
         <w:ind w:left="708"/>
+        <w:jc w:val="both"/>
         <w:rPr/>
       </w:pPr>
       <w:r>
@@ -522,6 +818,7 @@
           <w:tab w:val="clear" w:pos="708"/>
           <w:tab w:val="left" w:pos="720" w:leader="none"/>
         </w:tabs>
+        <w:jc w:val="both"/>
         <w:rPr/>
       </w:pPr>
       <w:r>
@@ -540,6 +837,7 @@
           <w:tab w:val="clear" w:pos="708"/>
           <w:tab w:val="left" w:pos="720" w:leader="none"/>
         </w:tabs>
+        <w:jc w:val="both"/>
         <w:rPr/>
       </w:pPr>
       <w:r>
@@ -558,6 +856,7 @@
           <w:tab w:val="clear" w:pos="708"/>
           <w:tab w:val="left" w:pos="720" w:leader="none"/>
         </w:tabs>
+        <w:jc w:val="both"/>
         <w:rPr/>
       </w:pPr>
       <w:r>
@@ -569,6 +868,7 @@
       <w:pPr>
         <w:pStyle w:val="Normal"/>
         <w:ind w:left="708"/>
+        <w:jc w:val="both"/>
         <w:rPr/>
       </w:pPr>
       <w:r>
@@ -591,6 +891,7 @@
       <w:pPr>
         <w:pStyle w:val="Normal"/>
         <w:ind w:left="708"/>
+        <w:jc w:val="both"/>
         <w:rPr/>
       </w:pPr>
       <w:r>
@@ -602,6 +903,7 @@
       <w:pPr>
         <w:pStyle w:val="Normal"/>
         <w:ind w:left="708"/>
+        <w:jc w:val="both"/>
         <w:rPr/>
       </w:pPr>
       <w:r>
@@ -627,6 +929,7 @@
           <w:tab w:val="clear" w:pos="708"/>
           <w:tab w:val="left" w:pos="720" w:leader="none"/>
         </w:tabs>
+        <w:jc w:val="both"/>
         <w:rPr/>
       </w:pPr>
       <w:r>
@@ -645,6 +948,7 @@
           <w:tab w:val="clear" w:pos="708"/>
           <w:tab w:val="left" w:pos="720" w:leader="none"/>
         </w:tabs>
+        <w:jc w:val="both"/>
         <w:rPr/>
       </w:pPr>
       <w:r>
@@ -663,6 +967,7 @@
           <w:tab w:val="clear" w:pos="708"/>
           <w:tab w:val="left" w:pos="720" w:leader="none"/>
         </w:tabs>
+        <w:jc w:val="both"/>
         <w:rPr/>
       </w:pPr>
       <w:r>
@@ -674,11 +979,8 @@
       <w:pPr>
         <w:pStyle w:val="Normal"/>
         <w:ind w:left="708"/>
-        <w:rPr>
-          <w:b/>
-          <w:bCs/>
-          <w:u w:val="single"/>
-        </w:rPr>
+        <w:jc w:val="both"/>
+        <w:rPr/>
       </w:pPr>
       <w:r>
         <w:rPr>
@@ -693,6 +995,7 @@
       <w:pPr>
         <w:pStyle w:val="Normal"/>
         <w:ind w:left="708"/>
+        <w:jc w:val="both"/>
         <w:rPr/>
       </w:pPr>
       <w:r>
@@ -704,6 +1007,7 @@
       <w:pPr>
         <w:pStyle w:val="Normal"/>
         <w:ind w:left="708"/>
+        <w:jc w:val="both"/>
         <w:rPr/>
       </w:pPr>
       <w:r>
@@ -726,6 +1030,7 @@
       <w:pPr>
         <w:pStyle w:val="Normal"/>
         <w:ind w:left="708"/>
+        <w:jc w:val="both"/>
         <w:rPr/>
       </w:pPr>
       <w:r>
@@ -748,6 +1053,7 @@
       <w:pPr>
         <w:pStyle w:val="Normal"/>
         <w:ind w:left="708"/>
+        <w:jc w:val="both"/>
         <w:rPr/>
       </w:pPr>
       <w:r>
@@ -770,6 +1076,7 @@
       <w:pPr>
         <w:pStyle w:val="Normal"/>
         <w:ind w:left="708"/>
+        <w:jc w:val="both"/>
         <w:rPr/>
       </w:pPr>
       <w:r>
@@ -792,6 +1099,7 @@
       <w:pPr>
         <w:pStyle w:val="Normal"/>
         <w:ind w:left="708"/>
+        <w:jc w:val="both"/>
         <w:rPr/>
       </w:pPr>
       <w:r>
@@ -814,6 +1122,7 @@
       <w:pPr>
         <w:pStyle w:val="Normal"/>
         <w:ind w:left="708"/>
+        <w:jc w:val="both"/>
         <w:rPr/>
       </w:pPr>
       <w:r>
@@ -835,114 +1144,127 @@
     <w:p>
       <w:pPr>
         <w:pStyle w:val="Normal"/>
-        <w:rPr/>
-      </w:pPr>
-      <w:r>
-        <w:rPr/>
-      </w:r>
-    </w:p>
-    <w:p>
-      <w:pPr>
-        <w:pStyle w:val="Normal"/>
-        <w:rPr/>
-      </w:pPr>
-      <w:r>
-        <w:rPr/>
-      </w:r>
-    </w:p>
-    <w:p>
-      <w:pPr>
-        <w:pStyle w:val="Normal"/>
-        <w:rPr/>
-      </w:pPr>
-      <w:r>
-        <w:rPr/>
-      </w:r>
-    </w:p>
-    <w:p>
-      <w:pPr>
-        <w:pStyle w:val="Normal"/>
-        <w:rPr/>
-      </w:pPr>
-      <w:r>
-        <w:rPr/>
-      </w:r>
-    </w:p>
-    <w:p>
-      <w:pPr>
-        <w:pStyle w:val="Normal"/>
-        <w:rPr/>
-      </w:pPr>
-      <w:r>
-        <w:rPr/>
-      </w:r>
-    </w:p>
-    <w:p>
-      <w:pPr>
-        <w:pStyle w:val="Normal"/>
-        <w:rPr/>
-      </w:pPr>
-      <w:r>
-        <w:rPr/>
-      </w:r>
-    </w:p>
-    <w:p>
-      <w:pPr>
-        <w:pStyle w:val="Normal"/>
-        <w:rPr/>
-      </w:pPr>
-      <w:r>
-        <w:rPr/>
-      </w:r>
-    </w:p>
-    <w:p>
-      <w:pPr>
-        <w:pStyle w:val="Normal"/>
-        <w:rPr/>
-      </w:pPr>
-      <w:r>
-        <w:rPr/>
-      </w:r>
-    </w:p>
-    <w:p>
-      <w:pPr>
-        <w:pStyle w:val="Normal"/>
-        <w:rPr/>
-      </w:pPr>
-      <w:r>
-        <w:rPr/>
-      </w:r>
-    </w:p>
-    <w:p>
-      <w:pPr>
-        <w:pStyle w:val="Normal"/>
-        <w:rPr/>
-      </w:pPr>
-      <w:r>
-        <w:rPr/>
-      </w:r>
-    </w:p>
-    <w:p>
-      <w:pPr>
-        <w:pStyle w:val="Normal"/>
-        <w:rPr/>
-      </w:pPr>
-      <w:r>
-        <w:rPr/>
-      </w:r>
-    </w:p>
-    <w:p>
-      <w:pPr>
-        <w:pStyle w:val="Normal"/>
-        <w:rPr/>
-      </w:pPr>
-      <w:r>
-        <w:rPr/>
-      </w:r>
-    </w:p>
-    <w:p>
-      <w:pPr>
-        <w:pStyle w:val="Normal"/>
+        <w:jc w:val="both"/>
+        <w:rPr/>
+      </w:pPr>
+      <w:r>
+        <w:rPr/>
+      </w:r>
+    </w:p>
+    <w:p>
+      <w:pPr>
+        <w:pStyle w:val="Normal"/>
+        <w:jc w:val="both"/>
+        <w:rPr/>
+      </w:pPr>
+      <w:r>
+        <w:rPr/>
+      </w:r>
+    </w:p>
+    <w:p>
+      <w:pPr>
+        <w:pStyle w:val="Normal"/>
+        <w:jc w:val="both"/>
+        <w:rPr/>
+      </w:pPr>
+      <w:r>
+        <w:rPr/>
+      </w:r>
+    </w:p>
+    <w:p>
+      <w:pPr>
+        <w:pStyle w:val="Normal"/>
+        <w:jc w:val="both"/>
+        <w:rPr/>
+      </w:pPr>
+      <w:r>
+        <w:rPr/>
+      </w:r>
+    </w:p>
+    <w:p>
+      <w:pPr>
+        <w:pStyle w:val="Normal"/>
+        <w:jc w:val="both"/>
+        <w:rPr/>
+      </w:pPr>
+      <w:r>
+        <w:rPr/>
+      </w:r>
+    </w:p>
+    <w:p>
+      <w:pPr>
+        <w:pStyle w:val="Normal"/>
+        <w:jc w:val="both"/>
+        <w:rPr/>
+      </w:pPr>
+      <w:r>
+        <w:rPr/>
+      </w:r>
+    </w:p>
+    <w:p>
+      <w:pPr>
+        <w:pStyle w:val="Normal"/>
+        <w:jc w:val="both"/>
+        <w:rPr/>
+      </w:pPr>
+      <w:r>
+        <w:rPr/>
+      </w:r>
+    </w:p>
+    <w:p>
+      <w:pPr>
+        <w:pStyle w:val="Normal"/>
+        <w:jc w:val="both"/>
+        <w:rPr/>
+      </w:pPr>
+      <w:r>
+        <w:rPr/>
+      </w:r>
+    </w:p>
+    <w:p>
+      <w:pPr>
+        <w:pStyle w:val="Normal"/>
+        <w:jc w:val="both"/>
+        <w:rPr/>
+      </w:pPr>
+      <w:r>
+        <w:rPr/>
+      </w:r>
+    </w:p>
+    <w:p>
+      <w:pPr>
+        <w:pStyle w:val="Normal"/>
+        <w:jc w:val="both"/>
+        <w:rPr/>
+      </w:pPr>
+      <w:r>
+        <w:rPr/>
+      </w:r>
+    </w:p>
+    <w:p>
+      <w:pPr>
+        <w:pStyle w:val="Normal"/>
+        <w:jc w:val="both"/>
+        <w:rPr/>
+      </w:pPr>
+      <w:r>
+        <w:rPr/>
+      </w:r>
+    </w:p>
+    <w:p>
+      <w:pPr>
+        <w:pStyle w:val="Normal"/>
+        <w:jc w:val="both"/>
+        <w:rPr/>
+      </w:pPr>
+      <w:r>
+        <w:rPr/>
+      </w:r>
+    </w:p>
+    <w:p>
+      <w:pPr>
+        <w:pStyle w:val="Normal"/>
+        <w:jc w:val="both"/>
         <w:rPr/>
       </w:pPr>
       <w:r>
@@ -956,10 +1278,8 @@
           <w:ilvl w:val="0"/>
           <w:numId w:val="1"/>
         </w:numPr>
-        <w:rPr>
-          <w:b/>
-          <w:bCs/>
-        </w:rPr>
+        <w:jc w:val="both"/>
+        <w:rPr/>
       </w:pPr>
       <w:r>
         <w:rPr>
@@ -1264,10 +1584,7 @@
         <w:spacing w:lineRule="auto" w:line="240"/>
         <w:ind w:left="360"/>
         <w:jc w:val="both"/>
-        <w:rPr>
-          <w:b/>
-          <w:bCs/>
-        </w:rPr>
+        <w:rPr/>
       </w:pPr>
       <w:r>
         <w:rPr>
@@ -1388,10 +1705,7 @@
         <w:spacing w:lineRule="auto" w:line="240"/>
         <w:ind w:left="360"/>
         <w:jc w:val="both"/>
-        <w:rPr>
-          <w:b/>
-          <w:bCs/>
-        </w:rPr>
+        <w:rPr/>
       </w:pPr>
       <w:r>
         <w:rPr>
@@ -1531,10 +1845,7 @@
         <w:spacing w:lineRule="auto" w:line="240"/>
         <w:ind w:left="360"/>
         <w:jc w:val="both"/>
-        <w:rPr>
-          <w:b/>
-          <w:bCs/>
-        </w:rPr>
+        <w:rPr/>
       </w:pPr>
       <w:r>
         <w:rPr>
@@ -1716,10 +2027,7 @@
         <w:spacing w:lineRule="auto" w:line="240"/>
         <w:ind w:left="360"/>
         <w:jc w:val="both"/>
-        <w:rPr>
-          <w:b/>
-          <w:bCs/>
-        </w:rPr>
+        <w:rPr/>
       </w:pPr>
       <w:r>
         <w:rPr>
@@ -1888,7 +2196,59 @@
           <w:b/>
           <w:bCs/>
         </w:rPr>
-        <w:t>4) SOCKETS:</w:t>
+        <w:t xml:space="preserve">4) </w:t>
+      </w:r>
+      <w:r>
+        <w:rPr>
+          <w:b/>
+          <w:bCs/>
+        </w:rPr>
+        <w:t xml:space="preserve">SOCKETS: </w:t>
+      </w:r>
+      <w:r>
+        <w:rPr>
+          <w:b w:val="false"/>
+          <w:bCs w:val="false"/>
+        </w:rPr>
+        <w:t>probar los distintos modelos de comunicación. De 1 a 1, 1 a N, utilizando hilos y procesos.</w:t>
+      </w:r>
+    </w:p>
+    <w:p>
+      <w:pPr>
+        <w:pStyle w:val="Normal"/>
+        <w:spacing w:lineRule="auto" w:line="240"/>
+        <w:ind w:left="360"/>
+        <w:jc w:val="both"/>
+        <w:rPr>
+          <w:b/>
+          <w:bCs/>
+        </w:rPr>
+      </w:pPr>
+      <w:r>
+        <w:rPr/>
+      </w:r>
+    </w:p>
+    <w:p>
+      <w:pPr>
+        <w:pStyle w:val="Normal"/>
+        <w:spacing w:lineRule="auto" w:line="240"/>
+        <w:ind w:left="360"/>
+        <w:jc w:val="both"/>
+        <w:rPr/>
+      </w:pPr>
+      <w:r>
+        <w:rPr>
+          <w:b/>
+          <w:bCs/>
+        </w:rPr>
+        <w:t xml:space="preserve">5) </w:t>
+      </w:r>
+      <w:r>
+        <w:rPr>
+          <w:b/>
+          <w:bCs/>
+        </w:rPr>
+        <w:t>SOCKETS:</w:t>
       </w:r>
       <w:r>
         <w:rPr/>
@@ -1981,11 +2341,7 @@
       </w:pPr>
       <w:r>
         <w:rPr/>
-        <w:t xml:space="preserve">El una vez recibidos o enviados los 3 primeros parámetros se envía o se recibe el contenido del fichero en bloques de 1024 bytes (unsigned char), hasta que se termine. Tener en cuenta que último bloque será más pequeño de 1024 bytes. </w:t>
-      </w:r>
-      <w:r>
-        <w:rPr/>
-        <w:t>Tenemos el fichero CSV: “pedidos_final.csv” para poder enviar un fichero, aunque el fichero puede ser binario (que es como se tratará en la práctica).</w:t>
+        <w:t>El una vez recibidos o enviados los 3 primeros parámetros se envía o se recibe el contenido del fichero en bloques de 1024 bytes (unsigned char), hasta que se termine. Tener en cuenta que último bloque será más pequeño de 1024 bytes. Tenemos el fichero CSV: “pedidos_final.csv” para poder enviar un fichero, aunque el fichero puede ser binario (que es como se tratará en la práctica).</w:t>
       </w:r>
     </w:p>
     <w:sectPr>
@@ -2049,7 +2405,7 @@
         </w:r>
         <w:r>
           <w:rPr/>
-          <w:t>5</w:t>
+          <w:t>6</w:t>
         </w:r>
         <w:r>
           <w:rPr/>
@@ -2101,7 +2457,7 @@
         </w:r>
         <w:r>
           <w:rPr/>
-          <w:t>5</w:t>
+          <w:t>6</w:t>
         </w:r>
         <w:r>
           <w:rPr/>

--- a/practicas/enunciado.docx
+++ b/practicas/enunciado.docx
@@ -1158,7 +1158,15 @@
         <w:rPr/>
       </w:pPr>
       <w:r>
-        <w:rPr/>
+        <w:rPr>
+          <w:b/>
+          <w:bCs/>
+        </w:rPr>
+        <w:t>4) MEMORIA:</w:t>
+      </w:r>
+      <w:r>
+        <w:rPr/>
+        <w:t xml:space="preserve"> prueba con malloc, calloc y realloc. Para cargar un  fichero, por lineas, cada en un array. Estudiar posibles, mejoras de doblar el número de filas.</w:t>
       </w:r>
     </w:p>
     <w:p>

--- a/practicas/enunciado.docx
+++ b/practicas/enunciado.docx
@@ -1176,97 +1176,1432 @@
         <w:rPr/>
       </w:pPr>
       <w:r>
-        <w:rPr/>
-      </w:r>
-    </w:p>
-    <w:p>
-      <w:pPr>
-        <w:pStyle w:val="Normal"/>
-        <w:jc w:val="both"/>
-        <w:rPr/>
-      </w:pPr>
-      <w:r>
-        <w:rPr/>
-      </w:r>
-    </w:p>
-    <w:p>
-      <w:pPr>
-        <w:pStyle w:val="Normal"/>
-        <w:jc w:val="both"/>
-        <w:rPr/>
-      </w:pPr>
-      <w:r>
-        <w:rPr/>
-      </w:r>
-    </w:p>
-    <w:p>
-      <w:pPr>
-        <w:pStyle w:val="Normal"/>
-        <w:jc w:val="both"/>
-        <w:rPr/>
-      </w:pPr>
-      <w:r>
-        <w:rPr/>
-      </w:r>
-    </w:p>
-    <w:p>
-      <w:pPr>
-        <w:pStyle w:val="Normal"/>
-        <w:jc w:val="both"/>
-        <w:rPr/>
-      </w:pPr>
-      <w:r>
-        <w:rPr/>
-      </w:r>
-    </w:p>
-    <w:p>
-      <w:pPr>
-        <w:pStyle w:val="Normal"/>
-        <w:jc w:val="both"/>
-        <w:rPr/>
-      </w:pPr>
-      <w:r>
-        <w:rPr/>
-      </w:r>
-    </w:p>
-    <w:p>
-      <w:pPr>
-        <w:pStyle w:val="Normal"/>
-        <w:jc w:val="both"/>
-        <w:rPr/>
-      </w:pPr>
-      <w:r>
-        <w:rPr/>
-      </w:r>
-    </w:p>
-    <w:p>
-      <w:pPr>
-        <w:pStyle w:val="Normal"/>
-        <w:jc w:val="both"/>
-        <w:rPr/>
-      </w:pPr>
-      <w:r>
-        <w:rPr/>
-      </w:r>
-    </w:p>
-    <w:p>
-      <w:pPr>
-        <w:pStyle w:val="Normal"/>
-        <w:jc w:val="both"/>
-        <w:rPr/>
-      </w:pPr>
-      <w:r>
-        <w:rPr/>
-      </w:r>
-    </w:p>
-    <w:p>
-      <w:pPr>
-        <w:pStyle w:val="Normal"/>
-        <w:jc w:val="both"/>
-        <w:rPr/>
-      </w:pPr>
-      <w:r>
-        <w:rPr/>
+        <w:rPr>
+          <w:b/>
+          <w:bCs/>
+        </w:rPr>
+        <w:t>5) MEMORIA:</w:t>
+      </w:r>
+      <w:r>
+        <w:rPr/>
+        <w:t xml:space="preserve"> Pruebas con errores intencionados sobre memoria.</w:t>
+      </w:r>
+    </w:p>
+    <w:p>
+      <w:pPr>
+        <w:pStyle w:val="Normal"/>
+        <w:jc w:val="both"/>
+        <w:rPr/>
+      </w:pPr>
+      <w:r>
+        <w:rPr/>
+        <w:tab/>
+        <w:t>a) liberar dos veces el mismo bloque.</w:t>
+      </w:r>
+    </w:p>
+    <w:p>
+      <w:pPr>
+        <w:pStyle w:val="Normal"/>
+        <w:jc w:val="both"/>
+        <w:rPr/>
+      </w:pPr>
+      <w:r>
+        <w:rPr/>
+        <w:tab/>
+        <w:t>b) Acceder a un bloque después de liberarlo</w:t>
+      </w:r>
+    </w:p>
+    <w:p>
+      <w:pPr>
+        <w:pStyle w:val="Normal"/>
+        <w:jc w:val="both"/>
+        <w:rPr/>
+      </w:pPr>
+      <w:r>
+        <w:rPr/>
+        <w:tab/>
+        <w:t>c) Devolver la dirección de una variable local</w:t>
+      </w:r>
+    </w:p>
+    <w:p>
+      <w:pPr>
+        <w:pStyle w:val="Normal"/>
+        <w:jc w:val="both"/>
+        <w:rPr/>
+      </w:pPr>
+      <w:r>
+        <w:rPr/>
+        <w:tab/>
+        <w:t>d)  Overflow en un array del heap</w:t>
+      </w:r>
+    </w:p>
+    <w:p>
+      <w:pPr>
+        <w:pStyle w:val="Normal"/>
+        <w:jc w:val="both"/>
+        <w:rPr/>
+      </w:pPr>
+      <w:r>
+        <w:rPr/>
+        <w:tab/>
+        <w:t>e) Leer antes de la posición de comienzo del bloque</w:t>
+      </w:r>
+    </w:p>
+    <w:p>
+      <w:pPr>
+        <w:pStyle w:val="Normal"/>
+        <w:jc w:val="both"/>
+        <w:rPr/>
+      </w:pPr>
+      <w:r>
+        <w:rPr/>
+        <w:tab/>
+        <w:t>f) Fuga de memoria, un bloque sin liberarlo</w:t>
+      </w:r>
+    </w:p>
+    <w:p>
+      <w:pPr>
+        <w:pStyle w:val="Normal"/>
+        <w:jc w:val="both"/>
+        <w:rPr/>
+      </w:pPr>
+      <w:r>
+        <w:rPr/>
+        <w:tab/>
+        <w:t xml:space="preserve">g) Pérdida del bloque original si realloc falla (el puntero que devuelve </w:t>
+        <w:tab/>
+        <w:t>es NULL)</w:t>
+      </w:r>
+    </w:p>
+    <w:p>
+      <w:pPr>
+        <w:pStyle w:val="Normal"/>
+        <w:jc w:val="both"/>
+        <w:rPr/>
+      </w:pPr>
+      <w:r>
+        <w:rPr/>
+        <w:tab/>
+        <w:t xml:space="preserve">h) Overflow en un string, copiar una cadena demasiado grande para </w:t>
+        <w:tab/>
+        <w:t>el bloque reservado.</w:t>
+      </w:r>
+    </w:p>
+    <w:p>
+      <w:pPr>
+        <w:pStyle w:val="Normal"/>
+        <w:jc w:val="both"/>
+        <w:rPr/>
+      </w:pPr>
+      <w:r>
+        <w:rPr/>
+        <w:tab/>
+        <w:t>i) Liberar memoria que no fue reservada.</w:t>
+      </w:r>
+    </w:p>
+    <w:p>
+      <w:pPr>
+        <w:pStyle w:val="Normal"/>
+        <w:jc w:val="both"/>
+        <w:rPr/>
+      </w:pPr>
+      <w:r>
+        <w:rPr/>
+        <w:tab/>
+        <w:t>j) Utilizar una posición no inicializada de un bloque de memoria</w:t>
+      </w:r>
+    </w:p>
+    <w:p>
+      <w:pPr>
+        <w:pStyle w:val="Normal"/>
+        <w:jc w:val="both"/>
+        <w:rPr/>
+      </w:pPr>
+      <w:r>
+        <w:rPr/>
+        <w:tab/>
+      </w:r>
+    </w:p>
+    <w:p>
+      <w:pPr>
+        <w:pStyle w:val="Normal"/>
+        <w:jc w:val="both"/>
+        <w:rPr/>
+      </w:pPr>
+      <w:r>
+        <w:rPr>
+          <w:b/>
+          <w:bCs/>
+        </w:rPr>
+        <w:t>COMPILACION</w:t>
+      </w:r>
+      <w:r>
+        <w:rPr/>
+        <w:t xml:space="preserve">: </w:t>
+      </w:r>
+      <w:r>
+        <w:rPr/>
+        <w:t>gcc -std=c11 -Wall -Wextra -Wpedantic -g -O0 errores_memoria.c -o errores_memoria</w:t>
+      </w:r>
+    </w:p>
+    <w:p>
+      <w:pPr>
+        <w:pStyle w:val="Normal"/>
+        <w:jc w:val="both"/>
+        <w:rPr/>
+      </w:pPr>
+      <w:r>
+        <w:rPr>
+          <w:b/>
+          <w:bCs/>
+        </w:rPr>
+        <w:t xml:space="preserve">VALGRIND: </w:t>
+      </w:r>
+      <w:r>
+        <w:rPr/>
+        <w:t>valgrind \</w:t>
+      </w:r>
+    </w:p>
+    <w:p>
+      <w:pPr>
+        <w:pStyle w:val="Normal"/>
+        <w:spacing w:before="0" w:after="0"/>
+        <w:rPr/>
+      </w:pPr>
+      <w:r>
+        <w:rPr/>
+        <w:t xml:space="preserve">    </w:t>
+      </w:r>
+      <w:r>
+        <w:rPr/>
+        <w:t>--leak-check=full \</w:t>
+      </w:r>
+    </w:p>
+    <w:p>
+      <w:pPr>
+        <w:pStyle w:val="Normal"/>
+        <w:spacing w:before="0" w:after="0"/>
+        <w:rPr/>
+      </w:pPr>
+      <w:r>
+        <w:rPr/>
+        <w:t xml:space="preserve">    </w:t>
+      </w:r>
+      <w:r>
+        <w:rPr/>
+        <w:t>--show-leak-kinds=all \</w:t>
+      </w:r>
+    </w:p>
+    <w:p>
+      <w:pPr>
+        <w:pStyle w:val="Normal"/>
+        <w:spacing w:before="0" w:after="0"/>
+        <w:rPr/>
+      </w:pPr>
+      <w:r>
+        <w:rPr/>
+        <w:t xml:space="preserve">    </w:t>
+      </w:r>
+      <w:r>
+        <w:rPr/>
+        <w:t>--track-origins=yes \</w:t>
+      </w:r>
+    </w:p>
+    <w:p>
+      <w:pPr>
+        <w:pStyle w:val="Normal"/>
+        <w:spacing w:before="0" w:after="0"/>
+        <w:rPr/>
+      </w:pPr>
+      <w:r>
+        <w:rPr/>
+        <w:t xml:space="preserve">    </w:t>
+      </w:r>
+      <w:r>
+        <w:rPr/>
+        <w:t>./errores_memoria</w:t>
+      </w:r>
+    </w:p>
+    <w:p>
+      <w:pPr>
+        <w:pStyle w:val="Normal"/>
+        <w:jc w:val="both"/>
+        <w:rPr/>
+      </w:pPr>
+      <w:r>
+        <w:rPr/>
+      </w:r>
+    </w:p>
+    <w:p>
+      <w:pPr>
+        <w:pStyle w:val="Normal"/>
+        <w:jc w:val="both"/>
+        <w:rPr>
+          <w:b/>
+          <w:bCs/>
+        </w:rPr>
+      </w:pPr>
+      <w:r>
+        <w:rPr>
+          <w:b/>
+          <w:bCs/>
+        </w:rPr>
+        <w:t>EJECUCIÓN CON ADDRESSSANITIZER</w:t>
+      </w:r>
+    </w:p>
+    <w:p>
+      <w:pPr>
+        <w:pStyle w:val="Normal"/>
+        <w:jc w:val="both"/>
+        <w:rPr/>
+      </w:pPr>
+      <w:r>
+        <w:rPr/>
+        <w:t>gcc \</w:t>
+      </w:r>
+    </w:p>
+    <w:p>
+      <w:pPr>
+        <w:pStyle w:val="Normal"/>
+        <w:spacing w:before="0" w:after="0"/>
+        <w:rPr/>
+      </w:pPr>
+      <w:r>
+        <w:rPr/>
+        <w:t xml:space="preserve">    </w:t>
+      </w:r>
+      <w:r>
+        <w:rPr/>
+        <w:t>-std=c11 \</w:t>
+      </w:r>
+    </w:p>
+    <w:p>
+      <w:pPr>
+        <w:pStyle w:val="Normal"/>
+        <w:spacing w:before="0" w:after="0"/>
+        <w:rPr/>
+      </w:pPr>
+      <w:r>
+        <w:rPr/>
+        <w:t xml:space="preserve">    </w:t>
+      </w:r>
+      <w:r>
+        <w:rPr/>
+        <w:t>-Wall \</w:t>
+      </w:r>
+    </w:p>
+    <w:p>
+      <w:pPr>
+        <w:pStyle w:val="Normal"/>
+        <w:spacing w:before="0" w:after="0"/>
+        <w:rPr/>
+      </w:pPr>
+      <w:r>
+        <w:rPr/>
+        <w:t xml:space="preserve">    </w:t>
+      </w:r>
+      <w:r>
+        <w:rPr/>
+        <w:t>-Wextra \</w:t>
+      </w:r>
+    </w:p>
+    <w:p>
+      <w:pPr>
+        <w:pStyle w:val="Normal"/>
+        <w:spacing w:before="0" w:after="0"/>
+        <w:rPr/>
+      </w:pPr>
+      <w:r>
+        <w:rPr/>
+        <w:t xml:space="preserve">    </w:t>
+      </w:r>
+      <w:r>
+        <w:rPr/>
+        <w:t>-Wpedantic \</w:t>
+      </w:r>
+    </w:p>
+    <w:p>
+      <w:pPr>
+        <w:pStyle w:val="Normal"/>
+        <w:spacing w:before="0" w:after="0"/>
+        <w:rPr/>
+      </w:pPr>
+      <w:r>
+        <w:rPr/>
+        <w:t xml:space="preserve">    </w:t>
+      </w:r>
+      <w:r>
+        <w:rPr/>
+        <w:t>-g \</w:t>
+      </w:r>
+    </w:p>
+    <w:p>
+      <w:pPr>
+        <w:pStyle w:val="Normal"/>
+        <w:spacing w:before="0" w:after="0"/>
+        <w:rPr/>
+      </w:pPr>
+      <w:r>
+        <w:rPr/>
+        <w:t xml:space="preserve">    </w:t>
+      </w:r>
+      <w:r>
+        <w:rPr/>
+        <w:t>-O0 \</w:t>
+      </w:r>
+    </w:p>
+    <w:p>
+      <w:pPr>
+        <w:pStyle w:val="Normal"/>
+        <w:spacing w:before="0" w:after="0"/>
+        <w:rPr/>
+      </w:pPr>
+      <w:r>
+        <w:rPr/>
+        <w:t xml:space="preserve">    </w:t>
+      </w:r>
+      <w:r>
+        <w:rPr/>
+        <w:t>-fsanitize=address,undefined \</w:t>
+      </w:r>
+    </w:p>
+    <w:p>
+      <w:pPr>
+        <w:pStyle w:val="Normal"/>
+        <w:spacing w:before="0" w:after="0"/>
+        <w:rPr/>
+      </w:pPr>
+      <w:r>
+        <w:rPr/>
+        <w:t xml:space="preserve">    </w:t>
+      </w:r>
+      <w:r>
+        <w:rPr/>
+        <w:t>-fno-omit-frame-pointer \</w:t>
+      </w:r>
+    </w:p>
+    <w:p>
+      <w:pPr>
+        <w:pStyle w:val="Normal"/>
+        <w:spacing w:before="0" w:after="0"/>
+        <w:rPr/>
+      </w:pPr>
+      <w:r>
+        <w:rPr/>
+        <w:t xml:space="preserve">    </w:t>
+      </w:r>
+      <w:r>
+        <w:rPr/>
+        <w:t>errores_memoria.c \</w:t>
+      </w:r>
+    </w:p>
+    <w:p>
+      <w:pPr>
+        <w:pStyle w:val="Normal"/>
+        <w:spacing w:before="0" w:after="0"/>
+        <w:rPr/>
+      </w:pPr>
+      <w:r>
+        <w:rPr/>
+        <w:t xml:space="preserve">    </w:t>
+      </w:r>
+      <w:r>
+        <w:rPr/>
+        <w:t>-o errores_memoria</w:t>
+      </w:r>
+    </w:p>
+    <w:p>
+      <w:pPr>
+        <w:pStyle w:val="Normal"/>
+        <w:jc w:val="both"/>
+        <w:rPr/>
+      </w:pPr>
+      <w:r>
+        <w:rPr/>
+      </w:r>
+    </w:p>
+    <w:p>
+      <w:pPr>
+        <w:pStyle w:val="Normal"/>
+        <w:jc w:val="both"/>
+        <w:rPr>
+          <w:b/>
+          <w:bCs/>
+        </w:rPr>
+      </w:pPr>
+      <w:r>
+        <w:rPr>
+          <w:b/>
+          <w:bCs/>
+        </w:rPr>
+        <w:t>Cada herramienta detecta una cosa distinta:</w:t>
+      </w:r>
+    </w:p>
+    <w:p>
+      <w:pPr>
+        <w:pStyle w:val="BodyText"/>
+        <w:numPr>
+          <w:ilvl w:val="0"/>
+          <w:numId w:val="19"/>
+        </w:numPr>
+        <w:jc w:val="both"/>
+        <w:rPr/>
+      </w:pPr>
+      <w:r>
+        <w:rPr>
+          <w:rStyle w:val="Strong"/>
+          <w:rFonts w:ascii="Segoe UI" w:hAnsi="Segoe UI"/>
+          <w:b w:val="false"/>
+          <w:i w:val="false"/>
+          <w:caps w:val="false"/>
+          <w:smallCaps w:val="false"/>
+          <w:sz w:val="21"/>
+        </w:rPr>
+        <w:t>Double free:</w:t>
+      </w:r>
+      <w:r>
+        <w:rPr>
+          <w:rFonts w:ascii="Segoe UI" w:hAnsi="Segoe UI"/>
+          <w:b w:val="false"/>
+          <w:i w:val="false"/>
+          <w:caps w:val="false"/>
+          <w:smallCaps w:val="false"/>
+          <w:sz w:val="21"/>
+        </w:rPr>
+        <w:t xml:space="preserve"> Valgrind y AddressSanitizer. </w:t>
+      </w:r>
+    </w:p>
+    <w:p>
+      <w:pPr>
+        <w:pStyle w:val="BodyText"/>
+        <w:numPr>
+          <w:ilvl w:val="0"/>
+          <w:numId w:val="12"/>
+        </w:numPr>
+        <w:tabs>
+          <w:tab w:val="clear" w:pos="708"/>
+          <w:tab w:val="left" w:pos="0" w:leader="none"/>
+        </w:tabs>
+        <w:spacing w:lineRule="atLeast" w:line="300" w:before="0" w:after="0"/>
+        <w:ind w:hanging="283" w:left="720"/>
+        <w:rPr/>
+      </w:pPr>
+      <w:r>
+        <w:rPr>
+          <w:rStyle w:val="Strong"/>
+          <w:rFonts w:ascii="Segoe UI" w:hAnsi="Segoe UI"/>
+          <w:b w:val="false"/>
+          <w:i w:val="false"/>
+          <w:caps w:val="false"/>
+          <w:smallCaps w:val="false"/>
+          <w:sz w:val="21"/>
+        </w:rPr>
+        <w:t>Use after free:</w:t>
+      </w:r>
+      <w:r>
+        <w:rPr>
+          <w:rFonts w:ascii="Segoe UI" w:hAnsi="Segoe UI"/>
+          <w:b w:val="false"/>
+          <w:i w:val="false"/>
+          <w:caps w:val="false"/>
+          <w:smallCaps w:val="false"/>
+          <w:sz w:val="21"/>
+        </w:rPr>
+        <w:t xml:space="preserve"> Valgrind y AddressSanitizer. </w:t>
+      </w:r>
+    </w:p>
+    <w:p>
+      <w:pPr>
+        <w:pStyle w:val="BodyText"/>
+        <w:numPr>
+          <w:ilvl w:val="0"/>
+          <w:numId w:val="13"/>
+        </w:numPr>
+        <w:tabs>
+          <w:tab w:val="clear" w:pos="708"/>
+          <w:tab w:val="left" w:pos="0" w:leader="none"/>
+        </w:tabs>
+        <w:spacing w:lineRule="atLeast" w:line="300" w:before="0" w:after="0"/>
+        <w:ind w:hanging="283" w:left="720"/>
+        <w:rPr/>
+      </w:pPr>
+      <w:r>
+        <w:rPr>
+          <w:rStyle w:val="Strong"/>
+          <w:rFonts w:ascii="Segoe UI" w:hAnsi="Segoe UI"/>
+          <w:b w:val="false"/>
+          <w:i w:val="false"/>
+          <w:caps w:val="false"/>
+          <w:smallCaps w:val="false"/>
+          <w:sz w:val="21"/>
+        </w:rPr>
+        <w:t>Dirección de variable local:</w:t>
+      </w:r>
+      <w:r>
+        <w:rPr>
+          <w:rFonts w:ascii="Segoe UI" w:hAnsi="Segoe UI"/>
+          <w:b w:val="false"/>
+          <w:i w:val="false"/>
+          <w:caps w:val="false"/>
+          <w:smallCaps w:val="false"/>
+          <w:sz w:val="21"/>
+        </w:rPr>
+        <w:t xml:space="preserve"> compilador y AddressSanitizer. </w:t>
+      </w:r>
+    </w:p>
+    <w:p>
+      <w:pPr>
+        <w:pStyle w:val="BodyText"/>
+        <w:numPr>
+          <w:ilvl w:val="0"/>
+          <w:numId w:val="14"/>
+        </w:numPr>
+        <w:tabs>
+          <w:tab w:val="clear" w:pos="708"/>
+          <w:tab w:val="left" w:pos="0" w:leader="none"/>
+        </w:tabs>
+        <w:spacing w:lineRule="atLeast" w:line="300" w:before="0" w:after="0"/>
+        <w:ind w:hanging="283" w:left="720"/>
+        <w:rPr/>
+      </w:pPr>
+      <w:r>
+        <w:rPr>
+          <w:rStyle w:val="Strong"/>
+          <w:rFonts w:ascii="Segoe UI" w:hAnsi="Segoe UI"/>
+          <w:b w:val="false"/>
+          <w:i w:val="false"/>
+          <w:caps w:val="false"/>
+          <w:smallCaps w:val="false"/>
+          <w:sz w:val="21"/>
+        </w:rPr>
+        <w:t>Acceso fuera de lí</w:t>
+        <w:softHyphen/>
+        <w:t>mites:</w:t>
+      </w:r>
+      <w:r>
+        <w:rPr>
+          <w:rFonts w:ascii="Segoe UI" w:hAnsi="Segoe UI"/>
+          <w:b w:val="false"/>
+          <w:i w:val="false"/>
+          <w:caps w:val="false"/>
+          <w:smallCaps w:val="false"/>
+          <w:sz w:val="21"/>
+        </w:rPr>
+        <w:t xml:space="preserve"> Valgrind y AddressSanitizer. </w:t>
+      </w:r>
+    </w:p>
+    <w:p>
+      <w:pPr>
+        <w:pStyle w:val="BodyText"/>
+        <w:numPr>
+          <w:ilvl w:val="0"/>
+          <w:numId w:val="15"/>
+        </w:numPr>
+        <w:tabs>
+          <w:tab w:val="clear" w:pos="708"/>
+          <w:tab w:val="left" w:pos="0" w:leader="none"/>
+        </w:tabs>
+        <w:spacing w:lineRule="atLeast" w:line="300" w:before="0" w:after="0"/>
+        <w:ind w:hanging="283" w:left="720"/>
+        <w:rPr/>
+      </w:pPr>
+      <w:r>
+        <w:rPr>
+          <w:rStyle w:val="Strong"/>
+          <w:rFonts w:ascii="Segoe UI" w:hAnsi="Segoe UI"/>
+          <w:b w:val="false"/>
+          <w:i w:val="false"/>
+          <w:caps w:val="false"/>
+          <w:smallCaps w:val="false"/>
+          <w:sz w:val="21"/>
+        </w:rPr>
+        <w:t>Fuga de memoria:</w:t>
+      </w:r>
+      <w:r>
+        <w:rPr>
+          <w:rFonts w:ascii="Segoe UI" w:hAnsi="Segoe UI"/>
+          <w:b w:val="false"/>
+          <w:i w:val="false"/>
+          <w:caps w:val="false"/>
+          <w:smallCaps w:val="false"/>
+          <w:sz w:val="21"/>
+        </w:rPr>
+        <w:t xml:space="preserve"> Valgrind y LeakSanitizer. </w:t>
+      </w:r>
+    </w:p>
+    <w:p>
+      <w:pPr>
+        <w:pStyle w:val="BodyText"/>
+        <w:numPr>
+          <w:ilvl w:val="0"/>
+          <w:numId w:val="16"/>
+        </w:numPr>
+        <w:tabs>
+          <w:tab w:val="clear" w:pos="708"/>
+          <w:tab w:val="left" w:pos="0" w:leader="none"/>
+        </w:tabs>
+        <w:spacing w:lineRule="atLeast" w:line="300" w:before="0" w:after="0"/>
+        <w:ind w:hanging="283" w:left="720"/>
+        <w:rPr/>
+      </w:pPr>
+      <w:r>
+        <w:rPr>
+          <w:rStyle w:val="Strong"/>
+          <w:rFonts w:ascii="Segoe UI" w:hAnsi="Segoe UI"/>
+          <w:b w:val="false"/>
+          <w:i w:val="false"/>
+          <w:caps w:val="false"/>
+          <w:smallCaps w:val="false"/>
+          <w:sz w:val="21"/>
+        </w:rPr>
+        <w:t>Uso de memoria no inicializada:</w:t>
+      </w:r>
+      <w:r>
+        <w:rPr>
+          <w:rFonts w:ascii="Segoe UI" w:hAnsi="Segoe UI"/>
+          <w:b w:val="false"/>
+          <w:i w:val="false"/>
+          <w:caps w:val="false"/>
+          <w:smallCaps w:val="false"/>
+          <w:sz w:val="21"/>
+        </w:rPr>
+        <w:t xml:space="preserve"> especialmente Valgrind. </w:t>
+      </w:r>
+    </w:p>
+    <w:p>
+      <w:pPr>
+        <w:pStyle w:val="BodyText"/>
+        <w:numPr>
+          <w:ilvl w:val="0"/>
+          <w:numId w:val="17"/>
+        </w:numPr>
+        <w:tabs>
+          <w:tab w:val="clear" w:pos="708"/>
+          <w:tab w:val="left" w:pos="0" w:leader="none"/>
+        </w:tabs>
+        <w:spacing w:lineRule="atLeast" w:line="300" w:before="0" w:after="0"/>
+        <w:ind w:hanging="283" w:left="720"/>
+        <w:rPr/>
+      </w:pPr>
+      <w:r>
+        <w:rPr>
+          <w:rStyle w:val="Textooriginal"/>
+          <w:rFonts w:ascii="Segoe UI" w:hAnsi="Segoe UI"/>
+          <w:b w:val="false"/>
+          <w:i w:val="false"/>
+          <w:caps w:val="false"/>
+          <w:smallCaps w:val="false"/>
+          <w:sz w:val="21"/>
+        </w:rPr>
+        <w:t>free()</w:t>
+      </w:r>
+      <w:r>
+        <w:rPr>
+          <w:rStyle w:val="Strong"/>
+          <w:rFonts w:ascii="Segoe UI" w:hAnsi="Segoe UI"/>
+          <w:b w:val="false"/>
+          <w:i w:val="false"/>
+          <w:caps w:val="false"/>
+          <w:smallCaps w:val="false"/>
+          <w:sz w:val="21"/>
+        </w:rPr>
+        <w:t xml:space="preserve"> inválido:</w:t>
+      </w:r>
+      <w:r>
+        <w:rPr>
+          <w:rFonts w:ascii="Segoe UI" w:hAnsi="Segoe UI"/>
+          <w:b w:val="false"/>
+          <w:i w:val="false"/>
+          <w:caps w:val="false"/>
+          <w:smallCaps w:val="false"/>
+          <w:sz w:val="21"/>
+        </w:rPr>
+        <w:t xml:space="preserve"> Valgrind y AddressSanitizer. </w:t>
+      </w:r>
+    </w:p>
+    <w:p>
+      <w:pPr>
+        <w:pStyle w:val="BodyText"/>
+        <w:numPr>
+          <w:ilvl w:val="0"/>
+          <w:numId w:val="18"/>
+        </w:numPr>
+        <w:tabs>
+          <w:tab w:val="clear" w:pos="708"/>
+          <w:tab w:val="left" w:pos="0" w:leader="none"/>
+        </w:tabs>
+        <w:spacing w:lineRule="atLeast" w:line="300" w:before="0" w:after="0"/>
+        <w:ind w:hanging="283" w:left="720"/>
+        <w:rPr/>
+      </w:pPr>
+      <w:r>
+        <w:rPr>
+          <w:rStyle w:val="Strong"/>
+          <w:rFonts w:ascii="Segoe UI" w:hAnsi="Segoe UI"/>
+          <w:b w:val="false"/>
+          <w:i w:val="false"/>
+          <w:caps w:val="false"/>
+          <w:smallCaps w:val="false"/>
+          <w:sz w:val="21"/>
+        </w:rPr>
+        <w:t xml:space="preserve">Uso inseguro de </w:t>
+      </w:r>
+      <w:r>
+        <w:rPr>
+          <w:rStyle w:val="Textooriginal"/>
+          <w:rFonts w:ascii="Segoe UI" w:hAnsi="Segoe UI"/>
+          <w:b w:val="false"/>
+          <w:i w:val="false"/>
+          <w:caps w:val="false"/>
+          <w:smallCaps w:val="false"/>
+          <w:sz w:val="21"/>
+        </w:rPr>
+        <w:t>realloc()</w:t>
+      </w:r>
+      <w:r>
+        <w:rPr>
+          <w:rStyle w:val="Strong"/>
+          <w:rFonts w:ascii="Segoe UI" w:hAnsi="Segoe UI"/>
+          <w:b w:val="false"/>
+          <w:i w:val="false"/>
+          <w:caps w:val="false"/>
+          <w:smallCaps w:val="false"/>
+          <w:sz w:val="21"/>
+        </w:rPr>
+        <w:t>:</w:t>
+      </w:r>
+      <w:r>
+        <w:rPr>
+          <w:rFonts w:ascii="Segoe UI" w:hAnsi="Segoe UI"/>
+          <w:b w:val="false"/>
+          <w:i w:val="false"/>
+          <w:caps w:val="false"/>
+          <w:smallCaps w:val="false"/>
+          <w:sz w:val="21"/>
+        </w:rPr>
+        <w:t xml:space="preserve"> Valgrind detectará la fuga si </w:t>
+      </w:r>
+      <w:r>
+        <w:rPr>
+          <w:rStyle w:val="Textooriginal"/>
+          <w:rFonts w:ascii="Segoe UI" w:hAnsi="Segoe UI"/>
+          <w:b w:val="false"/>
+          <w:i w:val="false"/>
+          <w:caps w:val="false"/>
+          <w:smallCaps w:val="false"/>
+          <w:sz w:val="21"/>
+        </w:rPr>
+        <w:t>realloc()</w:t>
+      </w:r>
+      <w:r>
+        <w:rPr>
+          <w:rFonts w:ascii="Segoe UI" w:hAnsi="Segoe UI"/>
+          <w:b w:val="false"/>
+          <w:i w:val="false"/>
+          <w:caps w:val="false"/>
+          <w:smallCaps w:val="false"/>
+          <w:sz w:val="21"/>
+        </w:rPr>
+        <w:t xml:space="preserve"> falla.</w:t>
+      </w:r>
+    </w:p>
+    <w:p>
+      <w:pPr>
+        <w:pStyle w:val="Normal"/>
+        <w:jc w:val="both"/>
+        <w:rPr/>
+      </w:pPr>
+      <w:r>
+        <w:rPr/>
+      </w:r>
+    </w:p>
+    <w:p>
+      <w:pPr>
+        <w:pStyle w:val="Normal"/>
+        <w:jc w:val="both"/>
+        <w:rPr/>
+      </w:pPr>
+      <w:r>
+        <w:rPr/>
+      </w:r>
+    </w:p>
+    <w:p>
+      <w:pPr>
+        <w:pStyle w:val="Normal"/>
+        <w:jc w:val="both"/>
+        <w:rPr/>
+      </w:pPr>
+      <w:r>
+        <w:rPr/>
+      </w:r>
+    </w:p>
+    <w:p>
+      <w:pPr>
+        <w:pStyle w:val="Normal"/>
+        <w:jc w:val="both"/>
+        <w:rPr/>
+      </w:pPr>
+      <w:r>
+        <w:rPr/>
+      </w:r>
+    </w:p>
+    <w:p>
+      <w:pPr>
+        <w:pStyle w:val="Normal"/>
+        <w:jc w:val="both"/>
+        <w:rPr/>
+      </w:pPr>
+      <w:r>
+        <w:rPr/>
+      </w:r>
+    </w:p>
+    <w:p>
+      <w:pPr>
+        <w:pStyle w:val="Normal"/>
+        <w:jc w:val="both"/>
+        <w:rPr>
+          <w:b/>
+          <w:bCs/>
+          <w:u w:val="single"/>
+        </w:rPr>
+      </w:pPr>
+      <w:r>
+        <w:rPr>
+          <w:b/>
+          <w:bCs/>
+          <w:u w:val="single"/>
+        </w:rPr>
+        <w:t>PARÁMETROS  UTILIZADOS EN LA COMPILACIÓN</w:t>
+      </w:r>
+    </w:p>
+    <w:p>
+      <w:pPr>
+        <w:pStyle w:val="Normal"/>
+        <w:jc w:val="both"/>
+        <w:rPr>
+          <w:b/>
+          <w:bCs/>
+          <w:i/>
+          <w:i/>
+          <w:iCs/>
+        </w:rPr>
+      </w:pPr>
+      <w:r>
+        <w:rPr>
+          <w:b/>
+          <w:bCs/>
+          <w:i/>
+          <w:iCs/>
+        </w:rPr>
+        <w:t>gcc -std=c11 -Wall -Wextra -Wpedantic -g -O0 errores_memoria.c -o errores_memoria</w:t>
+      </w:r>
+    </w:p>
+    <w:p>
+      <w:pPr>
+        <w:pStyle w:val="Normal"/>
+        <w:spacing w:before="0" w:after="0"/>
+        <w:jc w:val="both"/>
+        <w:rPr>
+          <w:b/>
+          <w:bCs/>
+        </w:rPr>
+      </w:pPr>
+      <w:r>
+        <w:rPr>
+          <w:b/>
+          <w:bCs/>
+        </w:rPr>
+        <w:t>gcc</w:t>
+      </w:r>
+    </w:p>
+    <w:p>
+      <w:pPr>
+        <w:pStyle w:val="Normal"/>
+        <w:spacing w:before="0" w:after="0"/>
+        <w:jc w:val="both"/>
+        <w:rPr/>
+      </w:pPr>
+      <w:r>
+        <w:rPr/>
+        <w:t xml:space="preserve">    </w:t>
+      </w:r>
+      <w:r>
+        <w:rPr/>
+        <w:t>Ejecuta el compilador de C de GNU. CC realiza normalmente el preprocesado, la compilación, el ensamblado   y el enlazado para generar el ejecutable.</w:t>
+      </w:r>
+    </w:p>
+    <w:p>
+      <w:pPr>
+        <w:pStyle w:val="Normal"/>
+        <w:spacing w:before="0" w:after="0"/>
+        <w:jc w:val="both"/>
+        <w:rPr/>
+      </w:pPr>
+      <w:r>
+        <w:rPr/>
+      </w:r>
+    </w:p>
+    <w:p>
+      <w:pPr>
+        <w:pStyle w:val="Normal"/>
+        <w:spacing w:before="0" w:after="0"/>
+        <w:jc w:val="both"/>
+        <w:rPr>
+          <w:b/>
+          <w:bCs/>
+        </w:rPr>
+      </w:pPr>
+      <w:r>
+        <w:rPr>
+          <w:b/>
+          <w:bCs/>
+        </w:rPr>
+        <w:t>-std=c11</w:t>
+      </w:r>
+    </w:p>
+    <w:p>
+      <w:pPr>
+        <w:pStyle w:val="Normal"/>
+        <w:spacing w:before="0" w:after="0"/>
+        <w:jc w:val="both"/>
+        <w:rPr/>
+      </w:pPr>
+      <w:r>
+        <w:rPr/>
+        <w:t xml:space="preserve">    </w:t>
+      </w:r>
+      <w:r>
+        <w:rPr/>
+        <w:t>Compila utilizando el estándar C11. Permite usar las características definidas por la versión de C publicada en 2011 y ayuda a detectar construcciones no compatibles con ese estándar.</w:t>
+      </w:r>
+    </w:p>
+    <w:p>
+      <w:pPr>
+        <w:pStyle w:val="Normal"/>
+        <w:spacing w:before="0" w:after="0"/>
+        <w:jc w:val="both"/>
+        <w:rPr>
+          <w:b/>
+          <w:bCs/>
+        </w:rPr>
+      </w:pPr>
+      <w:r>
+        <w:rPr>
+          <w:b/>
+          <w:bCs/>
+        </w:rPr>
+      </w:r>
+    </w:p>
+    <w:p>
+      <w:pPr>
+        <w:pStyle w:val="Normal"/>
+        <w:spacing w:before="0" w:after="0"/>
+        <w:jc w:val="both"/>
+        <w:rPr>
+          <w:b/>
+          <w:bCs/>
+        </w:rPr>
+      </w:pPr>
+      <w:r>
+        <w:rPr>
+          <w:b/>
+          <w:bCs/>
+        </w:rPr>
+        <w:t>-Wall</w:t>
+      </w:r>
+    </w:p>
+    <w:p>
+      <w:pPr>
+        <w:pStyle w:val="Normal"/>
+        <w:spacing w:before="0" w:after="0"/>
+        <w:jc w:val="both"/>
+        <w:rPr/>
+      </w:pPr>
+      <w:r>
+        <w:rPr/>
+        <w:t xml:space="preserve">    </w:t>
+      </w:r>
+      <w:r>
+        <w:rPr/>
+        <w:t>Activa un conjunto amplio de advertencias habituales. No activa literalmente todas las advertencias existentes, a pesar del nombre. Puede detectar variables no utilizadas, formatos incorrectos en printf(),  funciones sin declarar y otros problemas frecuentes.</w:t>
+      </w:r>
+    </w:p>
+    <w:p>
+      <w:pPr>
+        <w:pStyle w:val="Normal"/>
+        <w:spacing w:before="0" w:after="0"/>
+        <w:jc w:val="both"/>
+        <w:rPr>
+          <w:b/>
+          <w:bCs/>
+        </w:rPr>
+      </w:pPr>
+      <w:r>
+        <w:rPr>
+          <w:b/>
+          <w:bCs/>
+        </w:rPr>
+      </w:r>
+    </w:p>
+    <w:p>
+      <w:pPr>
+        <w:pStyle w:val="Normal"/>
+        <w:spacing w:before="0" w:after="0"/>
+        <w:jc w:val="both"/>
+        <w:rPr>
+          <w:b/>
+          <w:bCs/>
+        </w:rPr>
+      </w:pPr>
+      <w:r>
+        <w:rPr>
+          <w:b/>
+          <w:bCs/>
+        </w:rPr>
+        <w:t>-Wextra</w:t>
+      </w:r>
+    </w:p>
+    <w:p>
+      <w:pPr>
+        <w:pStyle w:val="Normal"/>
+        <w:spacing w:before="0" w:after="0"/>
+        <w:jc w:val="both"/>
+        <w:rPr/>
+      </w:pPr>
+      <w:r>
+        <w:rPr/>
+        <w:t xml:space="preserve">    </w:t>
+      </w:r>
+      <w:r>
+        <w:rPr/>
+        <w:t>Activa advertencias adicionales que no están incluidas en -Wall. Por ejemplo, puede advertir de parámetros no utilizados y determinadas    comparaciones sospechosas.</w:t>
+      </w:r>
+    </w:p>
+    <w:p>
+      <w:pPr>
+        <w:pStyle w:val="Normal"/>
+        <w:spacing w:before="0" w:after="0"/>
+        <w:jc w:val="both"/>
+        <w:rPr>
+          <w:b/>
+          <w:bCs/>
+        </w:rPr>
+      </w:pPr>
+      <w:r>
+        <w:rPr>
+          <w:b/>
+          <w:bCs/>
+        </w:rPr>
+      </w:r>
+    </w:p>
+    <w:p>
+      <w:pPr>
+        <w:pStyle w:val="Normal"/>
+        <w:spacing w:before="0" w:after="0"/>
+        <w:jc w:val="both"/>
+        <w:rPr>
+          <w:b/>
+          <w:bCs/>
+        </w:rPr>
+      </w:pPr>
+      <w:r>
+        <w:rPr>
+          <w:b/>
+          <w:bCs/>
+        </w:rPr>
+        <w:t>-Wpedantic</w:t>
+      </w:r>
+    </w:p>
+    <w:p>
+      <w:pPr>
+        <w:pStyle w:val="Normal"/>
+        <w:spacing w:before="0" w:after="0"/>
+        <w:jc w:val="both"/>
+        <w:rPr/>
+      </w:pPr>
+      <w:r>
+        <w:rPr/>
+        <w:t xml:space="preserve">    </w:t>
+      </w:r>
+      <w:r>
+        <w:rPr/>
+        <w:t>Solicita advertencias cuando el código utiliza extensiones o construcciones  que no cumplen estrictamente el estándar seleccionado mediante -std=c11.</w:t>
+      </w:r>
+    </w:p>
+    <w:p>
+      <w:pPr>
+        <w:pStyle w:val="Normal"/>
+        <w:spacing w:before="0" w:after="0"/>
+        <w:jc w:val="both"/>
+        <w:rPr/>
+      </w:pPr>
+      <w:r>
+        <w:rPr/>
+        <w:t xml:space="preserve">    </w:t>
+      </w:r>
+      <w:r>
+        <w:rPr/>
+        <w:t>Es útil para escribir código C más portable.</w:t>
+      </w:r>
+    </w:p>
+    <w:p>
+      <w:pPr>
+        <w:pStyle w:val="Normal"/>
+        <w:spacing w:before="0" w:after="0"/>
+        <w:jc w:val="both"/>
+        <w:rPr/>
+      </w:pPr>
+      <w:r>
+        <w:rPr/>
+      </w:r>
+    </w:p>
+    <w:p>
+      <w:pPr>
+        <w:pStyle w:val="Normal"/>
+        <w:spacing w:before="0" w:after="0"/>
+        <w:jc w:val="both"/>
+        <w:rPr>
+          <w:b/>
+          <w:bCs/>
+        </w:rPr>
+      </w:pPr>
+      <w:r>
+        <w:rPr>
+          <w:b/>
+          <w:bCs/>
+        </w:rPr>
+        <w:t>-g</w:t>
+      </w:r>
+    </w:p>
+    <w:p>
+      <w:pPr>
+        <w:pStyle w:val="Normal"/>
+        <w:spacing w:before="0" w:after="0"/>
+        <w:jc w:val="both"/>
+        <w:rPr/>
+      </w:pPr>
+      <w:r>
+        <w:rPr/>
+        <w:t xml:space="preserve">    </w:t>
+      </w:r>
+      <w:r>
+        <w:rPr/>
+        <w:t>Añade al ejecutable información de depuración. Permite que herramientas como GDB y Valgrind muestren nombres de variables,  nombres de funciones y números de línea.</w:t>
+      </w:r>
+    </w:p>
+    <w:p>
+      <w:pPr>
+        <w:pStyle w:val="Normal"/>
+        <w:spacing w:before="0" w:after="0"/>
+        <w:jc w:val="both"/>
+        <w:rPr/>
+      </w:pPr>
+      <w:r>
+        <w:rPr/>
+      </w:r>
+    </w:p>
+    <w:p>
+      <w:pPr>
+        <w:pStyle w:val="Normal"/>
+        <w:spacing w:before="0" w:after="0"/>
+        <w:jc w:val="both"/>
+        <w:rPr/>
+      </w:pPr>
+      <w:r>
+        <w:rPr/>
+      </w:r>
+    </w:p>
+    <w:p>
+      <w:pPr>
+        <w:pStyle w:val="Normal"/>
+        <w:spacing w:before="0" w:after="0"/>
+        <w:jc w:val="both"/>
+        <w:rPr>
+          <w:b/>
+          <w:bCs/>
+        </w:rPr>
+      </w:pPr>
+      <w:r>
+        <w:rPr>
+          <w:b/>
+          <w:bCs/>
+        </w:rPr>
+        <w:t>-O0</w:t>
+      </w:r>
+    </w:p>
+    <w:p>
+      <w:pPr>
+        <w:pStyle w:val="Normal"/>
+        <w:spacing w:before="0" w:after="0"/>
+        <w:jc w:val="both"/>
+        <w:rPr/>
+      </w:pPr>
+      <w:r>
+        <w:rPr/>
+        <w:t xml:space="preserve">Desactiva las optimizaciones del compilador. La letra es una O mayúscula, no el número cero. El nivel 0 facilita la depuración porque el código ejecutado se parece más directamente al código fuente y las variables no se eliminan ni reorganizan  agresivamente. </w:t>
+      </w:r>
+    </w:p>
+    <w:p>
+      <w:pPr>
+        <w:pStyle w:val="Normal"/>
+        <w:spacing w:before="0" w:after="0"/>
+        <w:jc w:val="both"/>
+        <w:rPr/>
+      </w:pPr>
+      <w:r>
+        <w:rPr/>
+      </w:r>
+    </w:p>
+    <w:p>
+      <w:pPr>
+        <w:pStyle w:val="Normal"/>
+        <w:spacing w:before="0" w:after="0"/>
+        <w:jc w:val="both"/>
+        <w:rPr/>
+      </w:pPr>
+      <w:r>
+        <w:rPr/>
+        <w:t>Nombre del fuente.c y -o nombre salida ejecutable, si no se indica le llama a.out</w:t>
+      </w:r>
+    </w:p>
+    <w:p>
+      <w:pPr>
+        <w:pStyle w:val="Normal"/>
+        <w:spacing w:before="0" w:after="0"/>
+        <w:jc w:val="both"/>
+        <w:rPr/>
+      </w:pPr>
+      <w:r>
+        <w:rPr/>
+      </w:r>
+    </w:p>
+    <w:p>
+      <w:pPr>
+        <w:pStyle w:val="Normal"/>
+        <w:spacing w:before="0" w:after="0"/>
+        <w:jc w:val="both"/>
+        <w:rPr/>
+      </w:pPr>
+      <w:r>
+        <w:rPr/>
+        <w:t>Ejecución del programa:</w:t>
+      </w:r>
+    </w:p>
+    <w:p>
+      <w:pPr>
+        <w:pStyle w:val="Normal"/>
+        <w:spacing w:before="0" w:after="0"/>
+        <w:jc w:val="both"/>
+        <w:rPr/>
+      </w:pPr>
+      <w:r>
+        <w:rPr/>
+        <w:t>./errores_memoria</w:t>
+      </w:r>
+    </w:p>
+    <w:p>
+      <w:pPr>
+        <w:pStyle w:val="Normal"/>
+        <w:spacing w:before="0" w:after="0"/>
+        <w:jc w:val="both"/>
+        <w:rPr/>
+      </w:pPr>
+      <w:r>
+        <w:rPr/>
+      </w:r>
+    </w:p>
+    <w:p>
+      <w:pPr>
+        <w:pStyle w:val="Normal"/>
+        <w:spacing w:before="0" w:after="0"/>
+        <w:jc w:val="both"/>
+        <w:rPr>
+          <w:b/>
+          <w:bCs/>
+        </w:rPr>
+      </w:pPr>
+      <w:r>
+        <w:rPr>
+          <w:b/>
+          <w:bCs/>
+        </w:rPr>
+        <w:t>Compilación recomendada durante el desarrollo:</w:t>
+      </w:r>
+    </w:p>
+    <w:p>
+      <w:pPr>
+        <w:pStyle w:val="Normal"/>
+        <w:spacing w:before="0" w:after="0"/>
+        <w:jc w:val="both"/>
+        <w:rPr/>
+      </w:pPr>
+      <w:r>
+        <w:rPr/>
+        <w:t>gcc -std=c11 -Wall -Wextra -Wpedantic -g -O0 errores_memoria.c -o errores_memoria</w:t>
+      </w:r>
+    </w:p>
+    <w:p>
+      <w:pPr>
+        <w:pStyle w:val="Normal"/>
+        <w:spacing w:before="0" w:after="0"/>
+        <w:jc w:val="both"/>
+        <w:rPr/>
+      </w:pPr>
+      <w:r>
+        <w:rPr/>
+      </w:r>
+    </w:p>
+    <w:p>
+      <w:pPr>
+        <w:pStyle w:val="Normal"/>
+        <w:spacing w:before="0" w:after="0"/>
+        <w:jc w:val="both"/>
+        <w:rPr>
+          <w:b/>
+          <w:bCs/>
+        </w:rPr>
+      </w:pPr>
+      <w:r>
+        <w:rPr>
+          <w:b/>
+          <w:bCs/>
+        </w:rPr>
+        <w:t>Compilación tratando todas las advertencias como errores:</w:t>
+      </w:r>
+    </w:p>
+    <w:p>
+      <w:pPr>
+        <w:pStyle w:val="Normal"/>
+        <w:spacing w:before="0" w:after="0"/>
+        <w:jc w:val="both"/>
+        <w:rPr/>
+      </w:pPr>
+      <w:r>
+        <w:rPr/>
+        <w:t xml:space="preserve">gcc -std=c11 -Wall -Wextra -Wpedantic -Werror -g -O0 errores_memoria.c -o errores_memoria </w:t>
+      </w:r>
+      <w:r>
+        <w:rPr>
+          <w:b/>
+          <w:bCs/>
+        </w:rPr>
+        <w:t>-Werror</w:t>
+      </w:r>
+    </w:p>
+    <w:p>
+      <w:pPr>
+        <w:pStyle w:val="Normal"/>
+        <w:spacing w:before="0" w:after="0"/>
+        <w:jc w:val="both"/>
+        <w:rPr/>
+      </w:pPr>
+      <w:r>
+        <w:rPr/>
+        <w:t xml:space="preserve">    </w:t>
+      </w:r>
+      <w:r>
+        <w:rPr/>
+        <w:t>Convierte las advertencias del compilador en errores. Si existe una advertencia, no se genera el ejecutable.</w:t>
       </w:r>
     </w:p>
     <w:p>
@@ -1284,17 +2619,39 @@
         <w:pStyle w:val="ListParagraph"/>
         <w:numPr>
           <w:ilvl w:val="0"/>
-          <w:numId w:val="1"/>
-        </w:numPr>
-        <w:jc w:val="both"/>
-        <w:rPr/>
-      </w:pPr>
-      <w:r>
-        <w:rPr>
-          <w:b/>
-          <w:bCs/>
-        </w:rPr>
-        <w:t>PRÁCTICA: PATRÓN STATE CON CALLBACKS EN C</w:t>
+          <w:numId w:val="0"/>
+        </w:numPr>
+        <w:ind w:hanging="0" w:left="720"/>
+        <w:jc w:val="both"/>
+        <w:rPr/>
+      </w:pPr>
+      <w:r>
+        <w:rPr>
+          <w:b/>
+          <w:bCs/>
+        </w:rPr>
+        <w:t xml:space="preserve">6) </w:t>
+      </w:r>
+      <w:r>
+        <w:rPr>
+          <w:b/>
+          <w:bCs/>
+        </w:rPr>
+        <w:t xml:space="preserve">PRÁCTICA </w:t>
+      </w:r>
+      <w:r>
+        <w:rPr>
+          <w:b/>
+          <w:bCs/>
+        </w:rPr>
+        <w:t>MEMORIA</w:t>
+      </w:r>
+      <w:r>
+        <w:rPr>
+          <w:b/>
+          <w:bCs/>
+        </w:rPr>
+        <w:t>: PATRÓN STATE CON CALLBACKS EN C</w:t>
       </w:r>
     </w:p>
     <w:p>
@@ -2413,7 +3770,7 @@
         </w:r>
         <w:r>
           <w:rPr/>
-          <w:t>6</w:t>
+          <w:t>8</w:t>
         </w:r>
         <w:r>
           <w:rPr/>
@@ -2465,7 +3822,7 @@
         </w:r>
         <w:r>
           <w:rPr/>
-          <w:t>6</w:t>
+          <w:t>8</w:t>
         </w:r>
         <w:r>
           <w:rPr/>
@@ -4041,6 +5398,934 @@
     </w:lvl>
   </w:abstractNum>
   <w:abstractNum w:abstractNumId="12">
+    <w:lvl w:ilvl="0">
+      <w:start w:val="1"/>
+      <w:numFmt w:val="bullet"/>
+      <w:lvlText w:val=""/>
+      <w:lvlJc w:val="left"/>
+      <w:pPr>
+        <w:tabs>
+          <w:tab w:val="num" w:pos="720"/>
+        </w:tabs>
+        <w:ind w:left="720" w:hanging="283"/>
+      </w:pPr>
+      <w:rPr>
+        <w:rFonts w:ascii="Symbol" w:hAnsi="Symbol" w:cs="Symbol" w:hint="default"/>
+      </w:rPr>
+    </w:lvl>
+    <w:lvl w:ilvl="1">
+      <w:start w:val="1"/>
+      <w:numFmt w:val="decimal"/>
+      <w:lvlText w:val="%2."/>
+      <w:lvlJc w:val="left"/>
+      <w:pPr>
+        <w:tabs>
+          <w:tab w:val="num" w:pos="1080"/>
+        </w:tabs>
+        <w:ind w:left="1080" w:hanging="360"/>
+      </w:pPr>
+    </w:lvl>
+    <w:lvl w:ilvl="2">
+      <w:start w:val="1"/>
+      <w:numFmt w:val="decimal"/>
+      <w:lvlText w:val="%3."/>
+      <w:lvlJc w:val="left"/>
+      <w:pPr>
+        <w:tabs>
+          <w:tab w:val="num" w:pos="1440"/>
+        </w:tabs>
+        <w:ind w:left="1440" w:hanging="360"/>
+      </w:pPr>
+    </w:lvl>
+    <w:lvl w:ilvl="3">
+      <w:start w:val="1"/>
+      <w:numFmt w:val="decimal"/>
+      <w:lvlText w:val="%4."/>
+      <w:lvlJc w:val="left"/>
+      <w:pPr>
+        <w:tabs>
+          <w:tab w:val="num" w:pos="1800"/>
+        </w:tabs>
+        <w:ind w:left="1800" w:hanging="360"/>
+      </w:pPr>
+    </w:lvl>
+    <w:lvl w:ilvl="4">
+      <w:start w:val="1"/>
+      <w:numFmt w:val="decimal"/>
+      <w:lvlText w:val="%5."/>
+      <w:lvlJc w:val="left"/>
+      <w:pPr>
+        <w:tabs>
+          <w:tab w:val="num" w:pos="2160"/>
+        </w:tabs>
+        <w:ind w:left="2160" w:hanging="360"/>
+      </w:pPr>
+    </w:lvl>
+    <w:lvl w:ilvl="5">
+      <w:start w:val="1"/>
+      <w:numFmt w:val="decimal"/>
+      <w:lvlText w:val="%6."/>
+      <w:lvlJc w:val="left"/>
+      <w:pPr>
+        <w:tabs>
+          <w:tab w:val="num" w:pos="2520"/>
+        </w:tabs>
+        <w:ind w:left="2520" w:hanging="360"/>
+      </w:pPr>
+    </w:lvl>
+    <w:lvl w:ilvl="6">
+      <w:start w:val="1"/>
+      <w:numFmt w:val="decimal"/>
+      <w:lvlText w:val="%7."/>
+      <w:lvlJc w:val="left"/>
+      <w:pPr>
+        <w:tabs>
+          <w:tab w:val="num" w:pos="2880"/>
+        </w:tabs>
+        <w:ind w:left="2880" w:hanging="360"/>
+      </w:pPr>
+    </w:lvl>
+    <w:lvl w:ilvl="7">
+      <w:start w:val="1"/>
+      <w:numFmt w:val="decimal"/>
+      <w:lvlText w:val="%8."/>
+      <w:lvlJc w:val="left"/>
+      <w:pPr>
+        <w:tabs>
+          <w:tab w:val="num" w:pos="3240"/>
+        </w:tabs>
+        <w:ind w:left="3240" w:hanging="360"/>
+      </w:pPr>
+    </w:lvl>
+    <w:lvl w:ilvl="8">
+      <w:start w:val="1"/>
+      <w:numFmt w:val="decimal"/>
+      <w:lvlText w:val="%9."/>
+      <w:lvlJc w:val="left"/>
+      <w:pPr>
+        <w:tabs>
+          <w:tab w:val="num" w:pos="3600"/>
+        </w:tabs>
+        <w:ind w:left="3600" w:hanging="360"/>
+      </w:pPr>
+    </w:lvl>
+  </w:abstractNum>
+  <w:abstractNum w:abstractNumId="13">
+    <w:lvl w:ilvl="0">
+      <w:start w:val="1"/>
+      <w:numFmt w:val="bullet"/>
+      <w:lvlText w:val=""/>
+      <w:lvlJc w:val="left"/>
+      <w:pPr>
+        <w:tabs>
+          <w:tab w:val="num" w:pos="720"/>
+        </w:tabs>
+        <w:ind w:left="720" w:hanging="283"/>
+      </w:pPr>
+      <w:rPr>
+        <w:rFonts w:ascii="Symbol" w:hAnsi="Symbol" w:cs="Symbol" w:hint="default"/>
+      </w:rPr>
+    </w:lvl>
+    <w:lvl w:ilvl="1">
+      <w:start w:val="1"/>
+      <w:numFmt w:val="decimal"/>
+      <w:lvlText w:val="%2."/>
+      <w:lvlJc w:val="left"/>
+      <w:pPr>
+        <w:tabs>
+          <w:tab w:val="num" w:pos="1080"/>
+        </w:tabs>
+        <w:ind w:left="1080" w:hanging="360"/>
+      </w:pPr>
+    </w:lvl>
+    <w:lvl w:ilvl="2">
+      <w:start w:val="1"/>
+      <w:numFmt w:val="decimal"/>
+      <w:lvlText w:val="%3."/>
+      <w:lvlJc w:val="left"/>
+      <w:pPr>
+        <w:tabs>
+          <w:tab w:val="num" w:pos="1440"/>
+        </w:tabs>
+        <w:ind w:left="1440" w:hanging="360"/>
+      </w:pPr>
+    </w:lvl>
+    <w:lvl w:ilvl="3">
+      <w:start w:val="1"/>
+      <w:numFmt w:val="decimal"/>
+      <w:lvlText w:val="%4."/>
+      <w:lvlJc w:val="left"/>
+      <w:pPr>
+        <w:tabs>
+          <w:tab w:val="num" w:pos="1800"/>
+        </w:tabs>
+        <w:ind w:left="1800" w:hanging="360"/>
+      </w:pPr>
+    </w:lvl>
+    <w:lvl w:ilvl="4">
+      <w:start w:val="1"/>
+      <w:numFmt w:val="decimal"/>
+      <w:lvlText w:val="%5."/>
+      <w:lvlJc w:val="left"/>
+      <w:pPr>
+        <w:tabs>
+          <w:tab w:val="num" w:pos="2160"/>
+        </w:tabs>
+        <w:ind w:left="2160" w:hanging="360"/>
+      </w:pPr>
+    </w:lvl>
+    <w:lvl w:ilvl="5">
+      <w:start w:val="1"/>
+      <w:numFmt w:val="decimal"/>
+      <w:lvlText w:val="%6."/>
+      <w:lvlJc w:val="left"/>
+      <w:pPr>
+        <w:tabs>
+          <w:tab w:val="num" w:pos="2520"/>
+        </w:tabs>
+        <w:ind w:left="2520" w:hanging="360"/>
+      </w:pPr>
+    </w:lvl>
+    <w:lvl w:ilvl="6">
+      <w:start w:val="1"/>
+      <w:numFmt w:val="decimal"/>
+      <w:lvlText w:val="%7."/>
+      <w:lvlJc w:val="left"/>
+      <w:pPr>
+        <w:tabs>
+          <w:tab w:val="num" w:pos="2880"/>
+        </w:tabs>
+        <w:ind w:left="2880" w:hanging="360"/>
+      </w:pPr>
+    </w:lvl>
+    <w:lvl w:ilvl="7">
+      <w:start w:val="1"/>
+      <w:numFmt w:val="decimal"/>
+      <w:lvlText w:val="%8."/>
+      <w:lvlJc w:val="left"/>
+      <w:pPr>
+        <w:tabs>
+          <w:tab w:val="num" w:pos="3240"/>
+        </w:tabs>
+        <w:ind w:left="3240" w:hanging="360"/>
+      </w:pPr>
+    </w:lvl>
+    <w:lvl w:ilvl="8">
+      <w:start w:val="1"/>
+      <w:numFmt w:val="decimal"/>
+      <w:lvlText w:val="%9."/>
+      <w:lvlJc w:val="left"/>
+      <w:pPr>
+        <w:tabs>
+          <w:tab w:val="num" w:pos="3600"/>
+        </w:tabs>
+        <w:ind w:left="3600" w:hanging="360"/>
+      </w:pPr>
+    </w:lvl>
+  </w:abstractNum>
+  <w:abstractNum w:abstractNumId="14">
+    <w:lvl w:ilvl="0">
+      <w:start w:val="1"/>
+      <w:numFmt w:val="bullet"/>
+      <w:lvlText w:val=""/>
+      <w:lvlJc w:val="left"/>
+      <w:pPr>
+        <w:tabs>
+          <w:tab w:val="num" w:pos="720"/>
+        </w:tabs>
+        <w:ind w:left="720" w:hanging="283"/>
+      </w:pPr>
+      <w:rPr>
+        <w:rFonts w:ascii="Symbol" w:hAnsi="Symbol" w:cs="Symbol" w:hint="default"/>
+      </w:rPr>
+    </w:lvl>
+    <w:lvl w:ilvl="1">
+      <w:start w:val="1"/>
+      <w:numFmt w:val="decimal"/>
+      <w:lvlText w:val="%2."/>
+      <w:lvlJc w:val="left"/>
+      <w:pPr>
+        <w:tabs>
+          <w:tab w:val="num" w:pos="1080"/>
+        </w:tabs>
+        <w:ind w:left="1080" w:hanging="360"/>
+      </w:pPr>
+    </w:lvl>
+    <w:lvl w:ilvl="2">
+      <w:start w:val="1"/>
+      <w:numFmt w:val="decimal"/>
+      <w:lvlText w:val="%3."/>
+      <w:lvlJc w:val="left"/>
+      <w:pPr>
+        <w:tabs>
+          <w:tab w:val="num" w:pos="1440"/>
+        </w:tabs>
+        <w:ind w:left="1440" w:hanging="360"/>
+      </w:pPr>
+    </w:lvl>
+    <w:lvl w:ilvl="3">
+      <w:start w:val="1"/>
+      <w:numFmt w:val="decimal"/>
+      <w:lvlText w:val="%4."/>
+      <w:lvlJc w:val="left"/>
+      <w:pPr>
+        <w:tabs>
+          <w:tab w:val="num" w:pos="1800"/>
+        </w:tabs>
+        <w:ind w:left="1800" w:hanging="360"/>
+      </w:pPr>
+    </w:lvl>
+    <w:lvl w:ilvl="4">
+      <w:start w:val="1"/>
+      <w:numFmt w:val="decimal"/>
+      <w:lvlText w:val="%5."/>
+      <w:lvlJc w:val="left"/>
+      <w:pPr>
+        <w:tabs>
+          <w:tab w:val="num" w:pos="2160"/>
+        </w:tabs>
+        <w:ind w:left="2160" w:hanging="360"/>
+      </w:pPr>
+    </w:lvl>
+    <w:lvl w:ilvl="5">
+      <w:start w:val="1"/>
+      <w:numFmt w:val="decimal"/>
+      <w:lvlText w:val="%6."/>
+      <w:lvlJc w:val="left"/>
+      <w:pPr>
+        <w:tabs>
+          <w:tab w:val="num" w:pos="2520"/>
+        </w:tabs>
+        <w:ind w:left="2520" w:hanging="360"/>
+      </w:pPr>
+    </w:lvl>
+    <w:lvl w:ilvl="6">
+      <w:start w:val="1"/>
+      <w:numFmt w:val="decimal"/>
+      <w:lvlText w:val="%7."/>
+      <w:lvlJc w:val="left"/>
+      <w:pPr>
+        <w:tabs>
+          <w:tab w:val="num" w:pos="2880"/>
+        </w:tabs>
+        <w:ind w:left="2880" w:hanging="360"/>
+      </w:pPr>
+    </w:lvl>
+    <w:lvl w:ilvl="7">
+      <w:start w:val="1"/>
+      <w:numFmt w:val="decimal"/>
+      <w:lvlText w:val="%8."/>
+      <w:lvlJc w:val="left"/>
+      <w:pPr>
+        <w:tabs>
+          <w:tab w:val="num" w:pos="3240"/>
+        </w:tabs>
+        <w:ind w:left="3240" w:hanging="360"/>
+      </w:pPr>
+    </w:lvl>
+    <w:lvl w:ilvl="8">
+      <w:start w:val="1"/>
+      <w:numFmt w:val="decimal"/>
+      <w:lvlText w:val="%9."/>
+      <w:lvlJc w:val="left"/>
+      <w:pPr>
+        <w:tabs>
+          <w:tab w:val="num" w:pos="3600"/>
+        </w:tabs>
+        <w:ind w:left="3600" w:hanging="360"/>
+      </w:pPr>
+    </w:lvl>
+  </w:abstractNum>
+  <w:abstractNum w:abstractNumId="15">
+    <w:lvl w:ilvl="0">
+      <w:start w:val="1"/>
+      <w:numFmt w:val="bullet"/>
+      <w:lvlText w:val=""/>
+      <w:lvlJc w:val="left"/>
+      <w:pPr>
+        <w:tabs>
+          <w:tab w:val="num" w:pos="720"/>
+        </w:tabs>
+        <w:ind w:left="720" w:hanging="283"/>
+      </w:pPr>
+      <w:rPr>
+        <w:rFonts w:ascii="Symbol" w:hAnsi="Symbol" w:cs="Symbol" w:hint="default"/>
+      </w:rPr>
+    </w:lvl>
+    <w:lvl w:ilvl="1">
+      <w:start w:val="1"/>
+      <w:numFmt w:val="decimal"/>
+      <w:lvlText w:val="%2."/>
+      <w:lvlJc w:val="left"/>
+      <w:pPr>
+        <w:tabs>
+          <w:tab w:val="num" w:pos="1080"/>
+        </w:tabs>
+        <w:ind w:left="1080" w:hanging="360"/>
+      </w:pPr>
+    </w:lvl>
+    <w:lvl w:ilvl="2">
+      <w:start w:val="1"/>
+      <w:numFmt w:val="decimal"/>
+      <w:lvlText w:val="%3."/>
+      <w:lvlJc w:val="left"/>
+      <w:pPr>
+        <w:tabs>
+          <w:tab w:val="num" w:pos="1440"/>
+        </w:tabs>
+        <w:ind w:left="1440" w:hanging="360"/>
+      </w:pPr>
+    </w:lvl>
+    <w:lvl w:ilvl="3">
+      <w:start w:val="1"/>
+      <w:numFmt w:val="decimal"/>
+      <w:lvlText w:val="%4."/>
+      <w:lvlJc w:val="left"/>
+      <w:pPr>
+        <w:tabs>
+          <w:tab w:val="num" w:pos="1800"/>
+        </w:tabs>
+        <w:ind w:left="1800" w:hanging="360"/>
+      </w:pPr>
+    </w:lvl>
+    <w:lvl w:ilvl="4">
+      <w:start w:val="1"/>
+      <w:numFmt w:val="decimal"/>
+      <w:lvlText w:val="%5."/>
+      <w:lvlJc w:val="left"/>
+      <w:pPr>
+        <w:tabs>
+          <w:tab w:val="num" w:pos="2160"/>
+        </w:tabs>
+        <w:ind w:left="2160" w:hanging="360"/>
+      </w:pPr>
+    </w:lvl>
+    <w:lvl w:ilvl="5">
+      <w:start w:val="1"/>
+      <w:numFmt w:val="decimal"/>
+      <w:lvlText w:val="%6."/>
+      <w:lvlJc w:val="left"/>
+      <w:pPr>
+        <w:tabs>
+          <w:tab w:val="num" w:pos="2520"/>
+        </w:tabs>
+        <w:ind w:left="2520" w:hanging="360"/>
+      </w:pPr>
+    </w:lvl>
+    <w:lvl w:ilvl="6">
+      <w:start w:val="1"/>
+      <w:numFmt w:val="decimal"/>
+      <w:lvlText w:val="%7."/>
+      <w:lvlJc w:val="left"/>
+      <w:pPr>
+        <w:tabs>
+          <w:tab w:val="num" w:pos="2880"/>
+        </w:tabs>
+        <w:ind w:left="2880" w:hanging="360"/>
+      </w:pPr>
+    </w:lvl>
+    <w:lvl w:ilvl="7">
+      <w:start w:val="1"/>
+      <w:numFmt w:val="decimal"/>
+      <w:lvlText w:val="%8."/>
+      <w:lvlJc w:val="left"/>
+      <w:pPr>
+        <w:tabs>
+          <w:tab w:val="num" w:pos="3240"/>
+        </w:tabs>
+        <w:ind w:left="3240" w:hanging="360"/>
+      </w:pPr>
+    </w:lvl>
+    <w:lvl w:ilvl="8">
+      <w:start w:val="1"/>
+      <w:numFmt w:val="decimal"/>
+      <w:lvlText w:val="%9."/>
+      <w:lvlJc w:val="left"/>
+      <w:pPr>
+        <w:tabs>
+          <w:tab w:val="num" w:pos="3600"/>
+        </w:tabs>
+        <w:ind w:left="3600" w:hanging="360"/>
+      </w:pPr>
+    </w:lvl>
+  </w:abstractNum>
+  <w:abstractNum w:abstractNumId="16">
+    <w:lvl w:ilvl="0">
+      <w:start w:val="1"/>
+      <w:numFmt w:val="bullet"/>
+      <w:lvlText w:val=""/>
+      <w:lvlJc w:val="left"/>
+      <w:pPr>
+        <w:tabs>
+          <w:tab w:val="num" w:pos="720"/>
+        </w:tabs>
+        <w:ind w:left="720" w:hanging="283"/>
+      </w:pPr>
+      <w:rPr>
+        <w:rFonts w:ascii="Symbol" w:hAnsi="Symbol" w:cs="Symbol" w:hint="default"/>
+      </w:rPr>
+    </w:lvl>
+    <w:lvl w:ilvl="1">
+      <w:start w:val="1"/>
+      <w:numFmt w:val="decimal"/>
+      <w:lvlText w:val="%2."/>
+      <w:lvlJc w:val="left"/>
+      <w:pPr>
+        <w:tabs>
+          <w:tab w:val="num" w:pos="1080"/>
+        </w:tabs>
+        <w:ind w:left="1080" w:hanging="360"/>
+      </w:pPr>
+    </w:lvl>
+    <w:lvl w:ilvl="2">
+      <w:start w:val="1"/>
+      <w:numFmt w:val="decimal"/>
+      <w:lvlText w:val="%3."/>
+      <w:lvlJc w:val="left"/>
+      <w:pPr>
+        <w:tabs>
+          <w:tab w:val="num" w:pos="1440"/>
+        </w:tabs>
+        <w:ind w:left="1440" w:hanging="360"/>
+      </w:pPr>
+    </w:lvl>
+    <w:lvl w:ilvl="3">
+      <w:start w:val="1"/>
+      <w:numFmt w:val="decimal"/>
+      <w:lvlText w:val="%4."/>
+      <w:lvlJc w:val="left"/>
+      <w:pPr>
+        <w:tabs>
+          <w:tab w:val="num" w:pos="1800"/>
+        </w:tabs>
+        <w:ind w:left="1800" w:hanging="360"/>
+      </w:pPr>
+    </w:lvl>
+    <w:lvl w:ilvl="4">
+      <w:start w:val="1"/>
+      <w:numFmt w:val="decimal"/>
+      <w:lvlText w:val="%5."/>
+      <w:lvlJc w:val="left"/>
+      <w:pPr>
+        <w:tabs>
+          <w:tab w:val="num" w:pos="2160"/>
+        </w:tabs>
+        <w:ind w:left="2160" w:hanging="360"/>
+      </w:pPr>
+    </w:lvl>
+    <w:lvl w:ilvl="5">
+      <w:start w:val="1"/>
+      <w:numFmt w:val="decimal"/>
+      <w:lvlText w:val="%6."/>
+      <w:lvlJc w:val="left"/>
+      <w:pPr>
+        <w:tabs>
+          <w:tab w:val="num" w:pos="2520"/>
+        </w:tabs>
+        <w:ind w:left="2520" w:hanging="360"/>
+      </w:pPr>
+    </w:lvl>
+    <w:lvl w:ilvl="6">
+      <w:start w:val="1"/>
+      <w:numFmt w:val="decimal"/>
+      <w:lvlText w:val="%7."/>
+      <w:lvlJc w:val="left"/>
+      <w:pPr>
+        <w:tabs>
+          <w:tab w:val="num" w:pos="2880"/>
+        </w:tabs>
+        <w:ind w:left="2880" w:hanging="360"/>
+      </w:pPr>
+    </w:lvl>
+    <w:lvl w:ilvl="7">
+      <w:start w:val="1"/>
+      <w:numFmt w:val="decimal"/>
+      <w:lvlText w:val="%8."/>
+      <w:lvlJc w:val="left"/>
+      <w:pPr>
+        <w:tabs>
+          <w:tab w:val="num" w:pos="3240"/>
+        </w:tabs>
+        <w:ind w:left="3240" w:hanging="360"/>
+      </w:pPr>
+    </w:lvl>
+    <w:lvl w:ilvl="8">
+      <w:start w:val="1"/>
+      <w:numFmt w:val="decimal"/>
+      <w:lvlText w:val="%9."/>
+      <w:lvlJc w:val="left"/>
+      <w:pPr>
+        <w:tabs>
+          <w:tab w:val="num" w:pos="3600"/>
+        </w:tabs>
+        <w:ind w:left="3600" w:hanging="360"/>
+      </w:pPr>
+    </w:lvl>
+  </w:abstractNum>
+  <w:abstractNum w:abstractNumId="17">
+    <w:lvl w:ilvl="0">
+      <w:start w:val="1"/>
+      <w:numFmt w:val="bullet"/>
+      <w:lvlText w:val=""/>
+      <w:lvlJc w:val="left"/>
+      <w:pPr>
+        <w:tabs>
+          <w:tab w:val="num" w:pos="720"/>
+        </w:tabs>
+        <w:ind w:left="720" w:hanging="283"/>
+      </w:pPr>
+      <w:rPr>
+        <w:rFonts w:ascii="Symbol" w:hAnsi="Symbol" w:cs="Symbol" w:hint="default"/>
+      </w:rPr>
+    </w:lvl>
+    <w:lvl w:ilvl="1">
+      <w:start w:val="1"/>
+      <w:numFmt w:val="decimal"/>
+      <w:lvlText w:val="%2."/>
+      <w:lvlJc w:val="left"/>
+      <w:pPr>
+        <w:tabs>
+          <w:tab w:val="num" w:pos="1080"/>
+        </w:tabs>
+        <w:ind w:left="1080" w:hanging="360"/>
+      </w:pPr>
+    </w:lvl>
+    <w:lvl w:ilvl="2">
+      <w:start w:val="1"/>
+      <w:numFmt w:val="decimal"/>
+      <w:lvlText w:val="%3."/>
+      <w:lvlJc w:val="left"/>
+      <w:pPr>
+        <w:tabs>
+          <w:tab w:val="num" w:pos="1440"/>
+        </w:tabs>
+        <w:ind w:left="1440" w:hanging="360"/>
+      </w:pPr>
+    </w:lvl>
+    <w:lvl w:ilvl="3">
+      <w:start w:val="1"/>
+      <w:numFmt w:val="decimal"/>
+      <w:lvlText w:val="%4."/>
+      <w:lvlJc w:val="left"/>
+      <w:pPr>
+        <w:tabs>
+          <w:tab w:val="num" w:pos="1800"/>
+        </w:tabs>
+        <w:ind w:left="1800" w:hanging="360"/>
+      </w:pPr>
+    </w:lvl>
+    <w:lvl w:ilvl="4">
+      <w:start w:val="1"/>
+      <w:numFmt w:val="decimal"/>
+      <w:lvlText w:val="%5."/>
+      <w:lvlJc w:val="left"/>
+      <w:pPr>
+        <w:tabs>
+          <w:tab w:val="num" w:pos="2160"/>
+        </w:tabs>
+        <w:ind w:left="2160" w:hanging="360"/>
+      </w:pPr>
+    </w:lvl>
+    <w:lvl w:ilvl="5">
+      <w:start w:val="1"/>
+      <w:numFmt w:val="decimal"/>
+      <w:lvlText w:val="%6."/>
+      <w:lvlJc w:val="left"/>
+      <w:pPr>
+        <w:tabs>
+          <w:tab w:val="num" w:pos="2520"/>
+        </w:tabs>
+        <w:ind w:left="2520" w:hanging="360"/>
+      </w:pPr>
+    </w:lvl>
+    <w:lvl w:ilvl="6">
+      <w:start w:val="1"/>
+      <w:numFmt w:val="decimal"/>
+      <w:lvlText w:val="%7."/>
+      <w:lvlJc w:val="left"/>
+      <w:pPr>
+        <w:tabs>
+          <w:tab w:val="num" w:pos="2880"/>
+        </w:tabs>
+        <w:ind w:left="2880" w:hanging="360"/>
+      </w:pPr>
+    </w:lvl>
+    <w:lvl w:ilvl="7">
+      <w:start w:val="1"/>
+      <w:numFmt w:val="decimal"/>
+      <w:lvlText w:val="%8."/>
+      <w:lvlJc w:val="left"/>
+      <w:pPr>
+        <w:tabs>
+          <w:tab w:val="num" w:pos="3240"/>
+        </w:tabs>
+        <w:ind w:left="3240" w:hanging="360"/>
+      </w:pPr>
+    </w:lvl>
+    <w:lvl w:ilvl="8">
+      <w:start w:val="1"/>
+      <w:numFmt w:val="decimal"/>
+      <w:lvlText w:val="%9."/>
+      <w:lvlJc w:val="left"/>
+      <w:pPr>
+        <w:tabs>
+          <w:tab w:val="num" w:pos="3600"/>
+        </w:tabs>
+        <w:ind w:left="3600" w:hanging="360"/>
+      </w:pPr>
+    </w:lvl>
+  </w:abstractNum>
+  <w:abstractNum w:abstractNumId="18">
+    <w:lvl w:ilvl="0">
+      <w:start w:val="1"/>
+      <w:numFmt w:val="bullet"/>
+      <w:lvlText w:val=""/>
+      <w:lvlJc w:val="left"/>
+      <w:pPr>
+        <w:tabs>
+          <w:tab w:val="num" w:pos="720"/>
+        </w:tabs>
+        <w:ind w:left="720" w:hanging="283"/>
+      </w:pPr>
+      <w:rPr>
+        <w:rFonts w:ascii="Symbol" w:hAnsi="Symbol" w:cs="Symbol" w:hint="default"/>
+      </w:rPr>
+    </w:lvl>
+    <w:lvl w:ilvl="1">
+      <w:start w:val="1"/>
+      <w:numFmt w:val="decimal"/>
+      <w:lvlText w:val="%2."/>
+      <w:lvlJc w:val="left"/>
+      <w:pPr>
+        <w:tabs>
+          <w:tab w:val="num" w:pos="1080"/>
+        </w:tabs>
+        <w:ind w:left="1080" w:hanging="360"/>
+      </w:pPr>
+    </w:lvl>
+    <w:lvl w:ilvl="2">
+      <w:start w:val="1"/>
+      <w:numFmt w:val="decimal"/>
+      <w:lvlText w:val="%3."/>
+      <w:lvlJc w:val="left"/>
+      <w:pPr>
+        <w:tabs>
+          <w:tab w:val="num" w:pos="1440"/>
+        </w:tabs>
+        <w:ind w:left="1440" w:hanging="360"/>
+      </w:pPr>
+    </w:lvl>
+    <w:lvl w:ilvl="3">
+      <w:start w:val="1"/>
+      <w:numFmt w:val="decimal"/>
+      <w:lvlText w:val="%4."/>
+      <w:lvlJc w:val="left"/>
+      <w:pPr>
+        <w:tabs>
+          <w:tab w:val="num" w:pos="1800"/>
+        </w:tabs>
+        <w:ind w:left="1800" w:hanging="360"/>
+      </w:pPr>
+    </w:lvl>
+    <w:lvl w:ilvl="4">
+      <w:start w:val="1"/>
+      <w:numFmt w:val="decimal"/>
+      <w:lvlText w:val="%5."/>
+      <w:lvlJc w:val="left"/>
+      <w:pPr>
+        <w:tabs>
+          <w:tab w:val="num" w:pos="2160"/>
+        </w:tabs>
+        <w:ind w:left="2160" w:hanging="360"/>
+      </w:pPr>
+    </w:lvl>
+    <w:lvl w:ilvl="5">
+      <w:start w:val="1"/>
+      <w:numFmt w:val="decimal"/>
+      <w:lvlText w:val="%6."/>
+      <w:lvlJc w:val="left"/>
+      <w:pPr>
+        <w:tabs>
+          <w:tab w:val="num" w:pos="2520"/>
+        </w:tabs>
+        <w:ind w:left="2520" w:hanging="360"/>
+      </w:pPr>
+    </w:lvl>
+    <w:lvl w:ilvl="6">
+      <w:start w:val="1"/>
+      <w:numFmt w:val="decimal"/>
+      <w:lvlText w:val="%7."/>
+      <w:lvlJc w:val="left"/>
+      <w:pPr>
+        <w:tabs>
+          <w:tab w:val="num" w:pos="2880"/>
+        </w:tabs>
+        <w:ind w:left="2880" w:hanging="360"/>
+      </w:pPr>
+    </w:lvl>
+    <w:lvl w:ilvl="7">
+      <w:start w:val="1"/>
+      <w:numFmt w:val="decimal"/>
+      <w:lvlText w:val="%8."/>
+      <w:lvlJc w:val="left"/>
+      <w:pPr>
+        <w:tabs>
+          <w:tab w:val="num" w:pos="3240"/>
+        </w:tabs>
+        <w:ind w:left="3240" w:hanging="360"/>
+      </w:pPr>
+    </w:lvl>
+    <w:lvl w:ilvl="8">
+      <w:start w:val="1"/>
+      <w:numFmt w:val="decimal"/>
+      <w:lvlText w:val="%9."/>
+      <w:lvlJc w:val="left"/>
+      <w:pPr>
+        <w:tabs>
+          <w:tab w:val="num" w:pos="3600"/>
+        </w:tabs>
+        <w:ind w:left="3600" w:hanging="360"/>
+      </w:pPr>
+    </w:lvl>
+  </w:abstractNum>
+  <w:abstractNum w:abstractNumId="19">
+    <w:lvl w:ilvl="0">
+      <w:start w:val="1"/>
+      <w:numFmt w:val="bullet"/>
+      <w:lvlText w:val=""/>
+      <w:lvlJc w:val="left"/>
+      <w:pPr>
+        <w:tabs>
+          <w:tab w:val="num" w:pos="720"/>
+        </w:tabs>
+        <w:ind w:left="720" w:hanging="360"/>
+      </w:pPr>
+      <w:rPr>
+        <w:rFonts w:ascii="Symbol" w:hAnsi="Symbol" w:cs="Symbol" w:hint="default"/>
+      </w:rPr>
+    </w:lvl>
+    <w:lvl w:ilvl="1">
+      <w:start w:val="1"/>
+      <w:numFmt w:val="bullet"/>
+      <w:lvlText w:val="◦"/>
+      <w:lvlJc w:val="left"/>
+      <w:pPr>
+        <w:tabs>
+          <w:tab w:val="num" w:pos="1080"/>
+        </w:tabs>
+        <w:ind w:left="1080" w:hanging="360"/>
+      </w:pPr>
+      <w:rPr>
+        <w:rFonts w:ascii="OpenSymbol" w:hAnsi="OpenSymbol" w:cs="OpenSymbol" w:hint="default"/>
+      </w:rPr>
+    </w:lvl>
+    <w:lvl w:ilvl="2">
+      <w:start w:val="1"/>
+      <w:numFmt w:val="bullet"/>
+      <w:lvlText w:val="▪"/>
+      <w:lvlJc w:val="left"/>
+      <w:pPr>
+        <w:tabs>
+          <w:tab w:val="num" w:pos="1440"/>
+        </w:tabs>
+        <w:ind w:left="1440" w:hanging="360"/>
+      </w:pPr>
+      <w:rPr>
+        <w:rFonts w:ascii="OpenSymbol" w:hAnsi="OpenSymbol" w:cs="OpenSymbol" w:hint="default"/>
+      </w:rPr>
+    </w:lvl>
+    <w:lvl w:ilvl="3">
+      <w:start w:val="1"/>
+      <w:numFmt w:val="bullet"/>
+      <w:lvlText w:val=""/>
+      <w:lvlJc w:val="left"/>
+      <w:pPr>
+        <w:tabs>
+          <w:tab w:val="num" w:pos="1800"/>
+        </w:tabs>
+        <w:ind w:left="1800" w:hanging="360"/>
+      </w:pPr>
+      <w:rPr>
+        <w:rFonts w:ascii="Symbol" w:hAnsi="Symbol" w:cs="Symbol" w:hint="default"/>
+      </w:rPr>
+    </w:lvl>
+    <w:lvl w:ilvl="4">
+      <w:start w:val="1"/>
+      <w:numFmt w:val="bullet"/>
+      <w:lvlText w:val="◦"/>
+      <w:lvlJc w:val="left"/>
+      <w:pPr>
+        <w:tabs>
+          <w:tab w:val="num" w:pos="2160"/>
+        </w:tabs>
+        <w:ind w:left="2160" w:hanging="360"/>
+      </w:pPr>
+      <w:rPr>
+        <w:rFonts w:ascii="OpenSymbol" w:hAnsi="OpenSymbol" w:cs="OpenSymbol" w:hint="default"/>
+      </w:rPr>
+    </w:lvl>
+    <w:lvl w:ilvl="5">
+      <w:start w:val="1"/>
+      <w:numFmt w:val="bullet"/>
+      <w:lvlText w:val="▪"/>
+      <w:lvlJc w:val="left"/>
+      <w:pPr>
+        <w:tabs>
+          <w:tab w:val="num" w:pos="2520"/>
+        </w:tabs>
+        <w:ind w:left="2520" w:hanging="360"/>
+      </w:pPr>
+      <w:rPr>
+        <w:rFonts w:ascii="OpenSymbol" w:hAnsi="OpenSymbol" w:cs="OpenSymbol" w:hint="default"/>
+      </w:rPr>
+    </w:lvl>
+    <w:lvl w:ilvl="6">
+      <w:start w:val="1"/>
+      <w:numFmt w:val="bullet"/>
+      <w:lvlText w:val=""/>
+      <w:lvlJc w:val="left"/>
+      <w:pPr>
+        <w:tabs>
+          <w:tab w:val="num" w:pos="2880"/>
+        </w:tabs>
+        <w:ind w:left="2880" w:hanging="360"/>
+      </w:pPr>
+      <w:rPr>
+        <w:rFonts w:ascii="Symbol" w:hAnsi="Symbol" w:cs="Symbol" w:hint="default"/>
+      </w:rPr>
+    </w:lvl>
+    <w:lvl w:ilvl="7">
+      <w:start w:val="1"/>
+      <w:numFmt w:val="bullet"/>
+      <w:lvlText w:val="◦"/>
+      <w:lvlJc w:val="left"/>
+      <w:pPr>
+        <w:tabs>
+          <w:tab w:val="num" w:pos="3240"/>
+        </w:tabs>
+        <w:ind w:left="3240" w:hanging="360"/>
+      </w:pPr>
+      <w:rPr>
+        <w:rFonts w:ascii="OpenSymbol" w:hAnsi="OpenSymbol" w:cs="OpenSymbol" w:hint="default"/>
+      </w:rPr>
+    </w:lvl>
+    <w:lvl w:ilvl="8">
+      <w:start w:val="1"/>
+      <w:numFmt w:val="bullet"/>
+      <w:lvlText w:val="▪"/>
+      <w:lvlJc w:val="left"/>
+      <w:pPr>
+        <w:tabs>
+          <w:tab w:val="num" w:pos="3600"/>
+        </w:tabs>
+        <w:ind w:left="3600" w:hanging="360"/>
+      </w:pPr>
+      <w:rPr>
+        <w:rFonts w:ascii="OpenSymbol" w:hAnsi="OpenSymbol" w:cs="OpenSymbol" w:hint="default"/>
+      </w:rPr>
+    </w:lvl>
+  </w:abstractNum>
+  <w:abstractNum w:abstractNumId="20">
     <w:lvl w:ilvl="0">
       <w:start w:val="1"/>
       <w:numFmt w:val="none"/>
@@ -4194,6 +6479,30 @@
   </w:num>
   <w:num w:numId="12">
     <w:abstractNumId w:val="12"/>
+  </w:num>
+  <w:num w:numId="13">
+    <w:abstractNumId w:val="13"/>
+  </w:num>
+  <w:num w:numId="14">
+    <w:abstractNumId w:val="14"/>
+  </w:num>
+  <w:num w:numId="15">
+    <w:abstractNumId w:val="15"/>
+  </w:num>
+  <w:num w:numId="16">
+    <w:abstractNumId w:val="16"/>
+  </w:num>
+  <w:num w:numId="17">
+    <w:abstractNumId w:val="17"/>
+  </w:num>
+  <w:num w:numId="18">
+    <w:abstractNumId w:val="18"/>
+  </w:num>
+  <w:num w:numId="19">
+    <w:abstractNumId w:val="19"/>
+  </w:num>
+  <w:num w:numId="20">
+    <w:abstractNumId w:val="20"/>
   </w:num>
 </w:numbering>
 </file>
@@ -5037,6 +7346,28 @@
     <w:rsid w:val="004a4f4b"/>
     <w:rPr/>
   </w:style>
+  <w:style w:type="character" w:styleId="Bolos">
+    <w:name w:val="Bolos"/>
+    <w:qFormat/>
+    <w:rPr>
+      <w:rFonts w:ascii="OpenSymbol" w:hAnsi="OpenSymbol" w:eastAsia="OpenSymbol" w:cs="OpenSymbol"/>
+    </w:rPr>
+  </w:style>
+  <w:style w:type="character" w:styleId="Strong">
+    <w:name w:val="Strong"/>
+    <w:qFormat/>
+    <w:rPr>
+      <w:b/>
+      <w:bCs/>
+    </w:rPr>
+  </w:style>
+  <w:style w:type="character" w:styleId="Textooriginal">
+    <w:name w:val="Texto original"/>
+    <w:qFormat/>
+    <w:rPr>
+      <w:rFonts w:ascii="Liberation Mono" w:hAnsi="Liberation Mono" w:eastAsia="Liberation Mono" w:cs="Liberation Mono"/>
+    </w:rPr>
+  </w:style>
   <w:style w:type="paragraph" w:styleId="Ttulo">
     <w:name w:val="Título"/>
     <w:basedOn w:val="Normal"/>

--- a/practicas/enunciado.docx
+++ b/practicas/enunciado.docx
@@ -203,7 +203,18 @@
       </w:pPr>
       <w:r>
         <w:rPr/>
-        <w:t>void qsort( void *base,   size_t number_elements,</w:t>
+        <w:t xml:space="preserve">void </w:t>
+      </w:r>
+      <w:r>
+        <w:rPr>
+          <w:b/>
+          <w:bCs/>
+        </w:rPr>
+        <w:t>qsort</w:t>
+      </w:r>
+      <w:r>
+        <w:rPr/>
+        <w:t>( void *base,   size_t number_elements,</w:t>
       </w:r>
     </w:p>
     <w:p>
@@ -241,6 +252,89 @@
       <w:pPr>
         <w:pStyle w:val="ListParagraph"/>
         <w:numPr>
+          <w:ilvl w:val="0"/>
+          <w:numId w:val="0"/>
+        </w:numPr>
+        <w:ind w:hanging="0" w:left="1440"/>
+        <w:jc w:val="both"/>
+        <w:rPr/>
+      </w:pPr>
+      <w:r>
+        <w:rPr/>
+      </w:r>
+    </w:p>
+    <w:p>
+      <w:pPr>
+        <w:pStyle w:val="ListParagraph"/>
+        <w:numPr>
+          <w:ilvl w:val="0"/>
+          <w:numId w:val="1"/>
+        </w:numPr>
+        <w:jc w:val="both"/>
+        <w:rPr/>
+      </w:pPr>
+      <w:r>
+        <w:rPr>
+          <w:b/>
+          <w:bCs/>
+        </w:rPr>
+        <w:t>P</w:t>
+      </w:r>
+      <w:r>
+        <w:rPr>
+          <w:b/>
+          <w:bCs/>
+        </w:rPr>
+        <w:t>UNTEROS CTES Y PUNTEROS A CTES.</w:t>
+      </w:r>
+    </w:p>
+    <w:p>
+      <w:pPr>
+        <w:pStyle w:val="ListParagraph"/>
+        <w:numPr>
+          <w:ilvl w:val="0"/>
+          <w:numId w:val="0"/>
+        </w:numPr>
+        <w:ind w:hanging="0" w:left="720"/>
+        <w:jc w:val="both"/>
+        <w:rPr>
+          <w:b/>
+          <w:bCs/>
+        </w:rPr>
+      </w:pPr>
+      <w:r>
+        <w:rPr/>
+      </w:r>
+    </w:p>
+    <w:p>
+      <w:pPr>
+        <w:pStyle w:val="ListParagraph"/>
+        <w:numPr>
+          <w:ilvl w:val="0"/>
+          <w:numId w:val="1"/>
+        </w:numPr>
+        <w:jc w:val="both"/>
+        <w:rPr/>
+      </w:pPr>
+      <w:r>
+        <w:rPr>
+          <w:b/>
+          <w:bCs/>
+        </w:rPr>
+        <w:t>PUNTEROS : CALLBACKS</w:t>
+      </w:r>
+      <w:r>
+        <w:rPr>
+          <w:b w:val="false"/>
+          <w:bCs w:val="false"/>
+        </w:rPr>
+        <w:t xml:space="preserve">: </w:t>
+      </w:r>
+    </w:p>
+    <w:p>
+      <w:pPr>
+        <w:pStyle w:val="ListParagraph"/>
+        <w:numPr>
           <w:ilvl w:val="1"/>
           <w:numId w:val="1"/>
         </w:numPr>
@@ -248,30 +342,36 @@
         <w:rPr/>
       </w:pPr>
       <w:r>
-        <w:rPr/>
-        <w:t>ss</w:t>
+        <w:rPr>
+          <w:b w:val="false"/>
+          <w:bCs w:val="false"/>
+        </w:rPr>
+        <w:t>Utilizar arrays de punteros a función, buscar y devolver la dir de la función. Uso   de typedef para la definir de una forma más cómoda los callback.</w:t>
       </w:r>
     </w:p>
     <w:p>
       <w:pPr>
         <w:pStyle w:val="ListParagraph"/>
         <w:numPr>
-          <w:ilvl w:val="0"/>
-          <w:numId w:val="0"/>
-        </w:numPr>
-        <w:ind w:hanging="0" w:left="1440"/>
-        <w:jc w:val="both"/>
-        <w:rPr/>
-      </w:pPr>
-      <w:r>
-        <w:rPr/>
+          <w:ilvl w:val="1"/>
+          <w:numId w:val="1"/>
+        </w:numPr>
+        <w:jc w:val="both"/>
+        <w:rPr/>
+      </w:pPr>
+      <w:r>
+        <w:rPr>
+          <w:b w:val="false"/>
+          <w:bCs w:val="false"/>
+        </w:rPr>
+        <w:t>Definir otra estructura para el contexto para pasar por parámetro al callback (se pasa como un puntero void).</w:t>
       </w:r>
     </w:p>
     <w:p>
       <w:pPr>
         <w:pStyle w:val="ListParagraph"/>
         <w:numPr>
-          <w:ilvl w:val="0"/>
+          <w:ilvl w:val="1"/>
           <w:numId w:val="1"/>
         </w:numPr>
         <w:jc w:val="both"/>
@@ -279,17 +379,28 @@
       </w:pPr>
       <w:r>
         <w:rPr>
-          <w:b/>
-          <w:bCs/>
-        </w:rPr>
-        <w:t>P</w:t>
-      </w:r>
-      <w:r>
-        <w:rPr>
-          <w:b/>
-          <w:bCs/>
-        </w:rPr>
-        <w:t>UNTEROS CTES Y PUNTEROS A CTES.</w:t>
+          <w:b w:val="false"/>
+          <w:bCs w:val="false"/>
+        </w:rPr>
+        <w:t>Pruebas con aliasing: con tipos compatibles, distintos tipos y uso de restrict (promesa al compilador que no vamos a pasar la mismadir. De memoria en ambos parámetros, si le pasamos la misma dirección entramos en comportamiento indefinido del compilador).</w:t>
+      </w:r>
+    </w:p>
+    <w:p>
+      <w:pPr>
+        <w:pStyle w:val="ListParagraph"/>
+        <w:numPr>
+          <w:ilvl w:val="1"/>
+          <w:numId w:val="1"/>
+        </w:numPr>
+        <w:jc w:val="both"/>
+        <w:rPr/>
+      </w:pPr>
+      <w:r>
+        <w:rPr>
+          <w:b w:val="false"/>
+          <w:bCs w:val="false"/>
+        </w:rPr>
+        <w:t>Alineamiento. Pruebas con arrays de chars y copiar a uint32_t con direcciones que no son múltiplo de 4.</w:t>
       </w:r>
     </w:p>
     <w:p>
@@ -3770,7 +3881,7 @@
         </w:r>
         <w:r>
           <w:rPr/>
-          <w:t>8</w:t>
+          <w:t>9</w:t>
         </w:r>
         <w:r>
           <w:rPr/>
@@ -3822,7 +3933,7 @@
         </w:r>
         <w:r>
           <w:rPr/>
-          <w:t>8</w:t>
+          <w:t>9</w:t>
         </w:r>
         <w:r>
           <w:rPr/>

--- a/practicas/enunciado.docx
+++ b/practicas/enunciado.docx
@@ -271,64 +271,131 @@
           <w:numId w:val="1"/>
         </w:numPr>
         <w:jc w:val="both"/>
-        <w:rPr/>
-      </w:pPr>
-      <w:r>
-        <w:rPr>
-          <w:b/>
-          <w:bCs/>
-        </w:rPr>
-        <w:t>P</w:t>
-      </w:r>
-      <w:r>
-        <w:rPr>
-          <w:b/>
-          <w:bCs/>
-        </w:rPr>
-        <w:t>UNTEROS CTES Y PUNTEROS A CTES.</w:t>
-      </w:r>
-    </w:p>
-    <w:p>
-      <w:pPr>
-        <w:pStyle w:val="ListParagraph"/>
-        <w:numPr>
-          <w:ilvl w:val="0"/>
-          <w:numId w:val="0"/>
-        </w:numPr>
-        <w:ind w:hanging="0" w:left="720"/>
-        <w:jc w:val="both"/>
-        <w:rPr>
-          <w:b/>
-          <w:bCs/>
-        </w:rPr>
-      </w:pPr>
-      <w:r>
-        <w:rPr/>
-      </w:r>
-    </w:p>
-    <w:p>
-      <w:pPr>
-        <w:pStyle w:val="ListParagraph"/>
-        <w:numPr>
-          <w:ilvl w:val="0"/>
-          <w:numId w:val="1"/>
-        </w:numPr>
-        <w:jc w:val="both"/>
-        <w:rPr/>
-      </w:pPr>
-      <w:r>
-        <w:rPr>
-          <w:b/>
-          <w:bCs/>
-        </w:rPr>
-        <w:t>PUNTEROS : CALLBACKS</w:t>
-      </w:r>
-      <w:r>
         <w:rPr>
           <w:b w:val="false"/>
           <w:bCs w:val="false"/>
         </w:rPr>
+      </w:pPr>
+      <w:r>
+        <w:rPr>
+          <w:b/>
+          <w:bCs/>
+        </w:rPr>
+        <w:t>PUNTEROS</w:t>
+      </w:r>
+      <w:r>
+        <w:rPr>
+          <w:b w:val="false"/>
+          <w:bCs w:val="false"/>
+        </w:rPr>
         <w:t xml:space="preserve">: </w:t>
+      </w:r>
+      <w:r>
+        <w:rPr>
+          <w:b w:val="false"/>
+          <w:bCs w:val="false"/>
+        </w:rPr>
+        <w:t>P</w:t>
+      </w:r>
+      <w:r>
+        <w:rPr>
+          <w:b w:val="false"/>
+          <w:bCs w:val="false"/>
+        </w:rPr>
+        <w:t>robar a recorrer los arrays de int / char con punteros, acceso dirección indirecto, mostrar las direcciones de memoria.</w:t>
+      </w:r>
+    </w:p>
+    <w:p>
+      <w:pPr>
+        <w:pStyle w:val="ListParagraph"/>
+        <w:numPr>
+          <w:ilvl w:val="0"/>
+          <w:numId w:val="0"/>
+        </w:numPr>
+        <w:ind w:hanging="0" w:left="720"/>
+        <w:jc w:val="both"/>
+        <w:rPr>
+          <w:b/>
+          <w:bCs/>
+        </w:rPr>
+      </w:pPr>
+      <w:r>
+        <w:rPr/>
+      </w:r>
+    </w:p>
+    <w:p>
+      <w:pPr>
+        <w:pStyle w:val="ListParagraph"/>
+        <w:numPr>
+          <w:ilvl w:val="0"/>
+          <w:numId w:val="1"/>
+        </w:numPr>
+        <w:jc w:val="both"/>
+        <w:rPr/>
+      </w:pPr>
+      <w:r>
+        <w:rPr>
+          <w:b/>
+          <w:bCs/>
+        </w:rPr>
+        <w:t>P</w:t>
+      </w:r>
+      <w:r>
+        <w:rPr>
+          <w:b/>
+          <w:bCs/>
+        </w:rPr>
+        <w:t>UNTEROS CTES Y PUNTEROS A CTES.</w:t>
+      </w:r>
+    </w:p>
+    <w:p>
+      <w:pPr>
+        <w:pStyle w:val="ListParagraph"/>
+        <w:numPr>
+          <w:ilvl w:val="0"/>
+          <w:numId w:val="0"/>
+        </w:numPr>
+        <w:ind w:hanging="0" w:left="720"/>
+        <w:jc w:val="both"/>
+        <w:rPr>
+          <w:b/>
+          <w:bCs/>
+        </w:rPr>
+      </w:pPr>
+      <w:r>
+        <w:rPr/>
+      </w:r>
+    </w:p>
+    <w:p>
+      <w:pPr>
+        <w:pStyle w:val="ListParagraph"/>
+        <w:numPr>
+          <w:ilvl w:val="0"/>
+          <w:numId w:val="1"/>
+        </w:numPr>
+        <w:jc w:val="both"/>
+        <w:rPr/>
+      </w:pPr>
+      <w:r>
+        <w:rPr>
+          <w:b/>
+          <w:bCs/>
+        </w:rPr>
+        <w:t>PUNTEROS : CALLBACKS</w:t>
+      </w:r>
+      <w:r>
+        <w:rPr>
+          <w:b w:val="false"/>
+          <w:bCs w:val="false"/>
+        </w:rPr>
+        <w:t xml:space="preserve"> </w:t>
+      </w:r>
+      <w:r>
+        <w:rPr>
+          <w:b/>
+          <w:bCs/>
+        </w:rPr>
+        <w:t>/ ALINEAMIENTOS</w:t>
       </w:r>
     </w:p>
     <w:p>
@@ -400,7 +467,7 @@
           <w:b w:val="false"/>
           <w:bCs w:val="false"/>
         </w:rPr>
-        <w:t>Alineamiento. Pruebas con arrays de chars y copiar a uint32_t con direcciones que no son múltiplo de 4.</w:t>
+        <w:t>Alineamiento. Pruebas con arrays de chars y copiar a uint32_t con direcciones que no son múltiplo de 4. y usar memcpy(destino, origen, cantidad). Copia los 4 bytes de forma alineada.</w:t>
       </w:r>
     </w:p>
     <w:p>
@@ -431,6 +498,7 @@
         <w:jc w:val="both"/>
         <w:rPr/>
       </w:pPr>
+      <w:bookmarkStart w:id="0" w:name="__DdeLink__166_771124862"/>
       <w:r>
         <w:rPr>
           <w:b/>
@@ -445,6 +513,7 @@
         </w:rPr>
         <w:t>:</w:t>
       </w:r>
+      <w:bookmarkEnd w:id="0"/>
     </w:p>
     <w:p>
       <w:pPr>
@@ -1264,16 +1333,140 @@
     </w:p>
     <w:p>
       <w:pPr>
-        <w:pStyle w:val="Normal"/>
-        <w:jc w:val="both"/>
-        <w:rPr/>
-      </w:pPr>
-      <w:r>
-        <w:rPr>
-          <w:b/>
-          <w:bCs/>
-        </w:rPr>
-        <w:t>4) MEMORIA:</w:t>
+        <w:pStyle w:val="ListParagraph"/>
+        <w:numPr>
+          <w:ilvl w:val="0"/>
+          <w:numId w:val="1"/>
+        </w:numPr>
+        <w:jc w:val="both"/>
+        <w:rPr/>
+      </w:pPr>
+      <w:r>
+        <w:rPr>
+          <w:b/>
+          <w:bCs/>
+        </w:rPr>
+        <w:t>M</w:t>
+      </w:r>
+      <w:r>
+        <w:rPr>
+          <w:b/>
+          <w:bCs/>
+        </w:rPr>
+        <w:t xml:space="preserve">ODULOS, EXTERN, STATIC </w:t>
+      </w:r>
+      <w:r>
+        <w:rPr>
+          <w:b w:val="false"/>
+          <w:bCs w:val="false"/>
+        </w:rPr>
+        <w:t xml:space="preserve"> con guards / pragma. Acceso global y local</w:t>
+      </w:r>
+    </w:p>
+    <w:p>
+      <w:pPr>
+        <w:pStyle w:val="ListParagraph"/>
+        <w:numPr>
+          <w:ilvl w:val="1"/>
+          <w:numId w:val="1"/>
+        </w:numPr>
+        <w:jc w:val="both"/>
+        <w:rPr/>
+      </w:pPr>
+      <w:r>
+        <w:rPr>
+          <w:b w:val="false"/>
+          <w:bCs w:val="false"/>
+        </w:rPr>
+        <w:t>Modulo de configuración. Definir en el .H funciones públicas y una variable extern.</w:t>
+      </w:r>
+    </w:p>
+    <w:p>
+      <w:pPr>
+        <w:pStyle w:val="ListParagraph"/>
+        <w:numPr>
+          <w:ilvl w:val="1"/>
+          <w:numId w:val="1"/>
+        </w:numPr>
+        <w:jc w:val="both"/>
+        <w:rPr/>
+      </w:pPr>
+      <w:r>
+        <w:rPr>
+          <w:b w:val="false"/>
+          <w:bCs w:val="false"/>
+        </w:rPr>
+        <w:t>En el .C declarar la variable global, añadir alguna static global.</w:t>
+      </w:r>
+    </w:p>
+    <w:p>
+      <w:pPr>
+        <w:pStyle w:val="ListParagraph"/>
+        <w:numPr>
+          <w:ilvl w:val="0"/>
+          <w:numId w:val="0"/>
+        </w:numPr>
+        <w:ind w:hanging="0" w:left="1440"/>
+        <w:jc w:val="both"/>
+        <w:rPr>
+          <w:b w:val="false"/>
+          <w:bCs w:val="false"/>
+        </w:rPr>
+      </w:pPr>
+      <w:r>
+        <w:rPr/>
+      </w:r>
+    </w:p>
+    <w:p>
+      <w:pPr>
+        <w:pStyle w:val="ListParagraph"/>
+        <w:numPr>
+          <w:ilvl w:val="0"/>
+          <w:numId w:val="1"/>
+        </w:numPr>
+        <w:jc w:val="both"/>
+        <w:rPr/>
+      </w:pPr>
+      <w:r>
+        <w:rPr>
+          <w:b w:val="false"/>
+          <w:bCs w:val="false"/>
+        </w:rPr>
+        <w:t xml:space="preserve">Igual que el anterior pero probar con </w:t>
+      </w:r>
+      <w:r>
+        <w:rPr>
+          <w:b/>
+          <w:bCs/>
+        </w:rPr>
+        <w:t>#pragma once</w:t>
+      </w:r>
+    </w:p>
+    <w:p>
+      <w:pPr>
+        <w:pStyle w:val="Normal"/>
+        <w:jc w:val="both"/>
+        <w:rPr>
+          <w:b/>
+          <w:bCs/>
+        </w:rPr>
+      </w:pPr>
+      <w:r>
+        <w:rPr/>
+      </w:r>
+    </w:p>
+    <w:p>
+      <w:pPr>
+        <w:pStyle w:val="Normal"/>
+        <w:jc w:val="both"/>
+        <w:rPr/>
+      </w:pPr>
+      <w:r>
+        <w:rPr>
+          <w:b/>
+          <w:bCs/>
+        </w:rPr>
+        <w:t>7) MEMORIA:</w:t>
       </w:r>
       <w:r>
         <w:rPr/>
